--- a/xiquimvargasmanuais/07_Relatorio_Validacao_Fluxos_AutonomIA_ERP_2.2.1.docx
+++ b/xiquimvargasmanuais/07_Relatorio_Validacao_Fluxos_AutonomIA_ERP_2.2.1.docx
@@ -1,5 +1,70 @@
 
-<file path=word/document.xml><?xml version="1.0" encoding="utf-8"?>
+<file path=customXml\item1.xml><?xml version="1.0" encoding="utf-8"?>
+<b:Sources xmlns:b="http://schemas.openxmlformats.org/officeDocument/2006/bibliography" xmlns="http://schemas.openxmlformats.org/officeDocument/2006/bibliography" SelectedStyle="/APA.XSL" StyleName="APA"/>
+</file>
+
+<file path=customXml\itemProps1.xml><?xml version="1.0" encoding="utf-8"?>
+<ds:datastoreItem xmlns:ds="http://schemas.openxmlformats.org/officeDocument/2006/customXml" ds:itemID="{EF278816-EC6F-A645-907D-7F25AECB1D4A}">
+  <ds:schemaRefs>
+    <ds:schemaRef ds:uri="http://schemas.openxmlformats.org/officeDocument/2006/bibliography"/>
+  </ds:schemaRefs>
+</ds:datastoreItem>
+</file>
+
+<file path=docProps\app.xml><?xml version="1.0" encoding="utf-8"?>
+<Properties xmlns="http://schemas.openxmlformats.org/officeDocument/2006/extended-properties" xmlns:vt="http://schemas.openxmlformats.org/officeDocument/2006/docPropsVTypes">
+  <Template>Normal.dotm</Template>
+  <TotalTime>0</TotalTime>
+  <Pages>1</Pages>
+  <Words>0</Words>
+  <Characters>0</Characters>
+  <Application>Microsoft Macintosh Word</Application>
+  <DocSecurity>0</DocSecurity>
+  <Lines>0</Lines>
+  <Paragraphs>0</Paragraphs>
+  <ScaleCrop>false</ScaleCrop>
+  <HeadingPairs>
+    <vt:vector size="2" baseType="variant">
+      <vt:variant>
+        <vt:lpstr>Title</vt:lpstr>
+      </vt:variant>
+      <vt:variant>
+        <vt:i4>1</vt:i4>
+      </vt:variant>
+    </vt:vector>
+  </HeadingPairs>
+  <TitlesOfParts>
+    <vt:vector size="1" baseType="lpstr">
+      <vt:lpstr/>
+    </vt:vector>
+  </TitlesOfParts>
+  <Manager/>
+  <Company/>
+  <LinksUpToDate>false</LinksUpToDate>
+  <CharactersWithSpaces>0</CharactersWithSpaces>
+  <SharedDoc>false</SharedDoc>
+  <HyperlinkBase/>
+  <HyperlinksChanged>false</HyperlinksChanged>
+  <AppVersion>14.0000</AppVersion>
+</Properties>
+</file>
+
+<file path=docProps\core.xml><?xml version="1.0" encoding="utf-8"?>
+<cp:coreProperties xmlns:cp="http://schemas.openxmlformats.org/package/2006/metadata/core-properties" xmlns:dc="http://purl.org/dc/elements/1.1/" xmlns:dcterms="http://purl.org/dc/terms/" xmlns:dcmitype="http://purl.org/dc/dcmitype/" xmlns:xsi="http://www.w3.org/2001/XMLSchema-instance">
+  <dc:title/>
+  <dc:subject/>
+  <dc:creator>python-docx</dc:creator>
+  <cp:keywords/>
+  <dc:description>generated by python-docx</dc:description>
+  <cp:lastModifiedBy/>
+  <cp:revision>1</cp:revision>
+  <dcterms:created xsi:type="dcterms:W3CDTF">2013-12-23T23:15:00Z</dcterms:created>
+  <dcterms:modified xsi:type="dcterms:W3CDTF">2013-12-23T23:15:00Z</dcterms:modified>
+  <cp:category/>
+</cp:coreProperties>
+</file>
+
+<file path=word\document.xml><?xml version="1.0" encoding="utf-8"?>
 <w:document xmlns:wpc="http://schemas.microsoft.com/office/word/2010/wordprocessingCanvas" xmlns:mo="http://schemas.microsoft.com/office/mac/office/2008/main" xmlns:mc="http://schemas.openxmlformats.org/markup-compatibility/2006" xmlns:mv="urn:schemas-microsoft-com:mac:vml" xmlns:o="urn:schemas-microsoft-com:office:office" xmlns:r="http://schemas.openxmlformats.org/officeDocument/2006/relationships" xmlns:m="http://schemas.openxmlformats.org/math" xmlns:v="urn:schemas-microsoft-com:vml" xmlns:wp14="http://schemas.microsoft.com/office/word/2010/wordprocessingDrawing" xmlns:wp="http://schemas.openxmlformats.org/drawingml/2006/wordprocessingDrawing" xmlns:w10="urn:schemas-microsoft-com:office:word" xmlns:w="http://schemas.openxmlformats.org/wordprocessingml/2006/main" xmlns:w14="http://schemas.microsoft.com/office/word/2010/wordml" xmlns:wpg="http://schemas.microsoft.com/office/word/2010/wordprocessingGroup" xmlns:wpi="http://schemas.microsoft.com/office/word/2010/wordprocessingInk" xmlns:wne="http://schemas.microsoft.com/office/word/2006/wordml" xmlns:wps="http://schemas.microsoft.com/office/word/2010/wordprocessingShape" mc:Ignorable="w14 wp14">
   <w:body>
     <w:p>
@@ -1971,7 +2036,70 @@
 </w:document>
 </file>
 
-<file path=word/footer1.xml><?xml version="1.0" encoding="utf-8"?>
+<file path=word\fontTable.xml><?xml version="1.0" encoding="utf-8"?>
+<w:fonts xmlns:mc="http://schemas.openxmlformats.org/markup-compatibility/2006" xmlns:r="http://schemas.openxmlformats.org/officeDocument/2006/relationships" xmlns:w="http://schemas.openxmlformats.org/wordprocessingml/2006/main" xmlns:w14="http://schemas.microsoft.com/office/word/2010/wordml" mc:Ignorable="w14">
+  <w:font w:name="Symbol">
+    <w:panose1 w:val="00000000000000000000"/>
+    <w:charset w:val="02"/>
+    <w:family w:val="auto"/>
+    <w:pitch w:val="variable"/>
+    <w:sig w:usb0="00000000" w:usb1="10000000" w:usb2="00000000" w:usb3="00000000" w:csb0="80000000" w:csb1="00000000"/>
+  </w:font>
+  <w:font w:name="Times New Roman">
+    <w:panose1 w:val="02020603050405020304"/>
+    <w:charset w:val="00"/>
+    <w:family w:val="auto"/>
+    <w:pitch w:val="variable"/>
+    <w:sig w:usb0="E0002AFF" w:usb1="C0007841" w:usb2="00000009" w:usb3="00000000" w:csb0="000001FF" w:csb1="00000000"/>
+  </w:font>
+  <w:font w:name="Cambria">
+    <w:panose1 w:val="02040503050406030204"/>
+    <w:charset w:val="00"/>
+    <w:family w:val="auto"/>
+    <w:pitch w:val="variable"/>
+    <w:sig w:usb0="E00002FF" w:usb1="400004FF" w:usb2="00000000" w:usb3="00000000" w:csb0="0000019F" w:csb1="00000000"/>
+  </w:font>
+  <w:font w:name="ＭＳ 明朝">
+    <w:panose1 w:val="00000000000000000000"/>
+    <w:charset w:val="80"/>
+    <w:family w:val="roman"/>
+    <w:notTrueType/>
+    <w:pitch w:val="fixed"/>
+    <w:sig w:usb0="00000001" w:usb1="08070000" w:usb2="00000010" w:usb3="00000000" w:csb0="00020000" w:csb1="00000000"/>
+  </w:font>
+  <w:font w:name="Calibri">
+    <w:panose1 w:val="020F0502020204030204"/>
+    <w:charset w:val="00"/>
+    <w:family w:val="auto"/>
+    <w:pitch w:val="variable"/>
+    <w:sig w:usb0="E10002FF" w:usb1="4000ACFF" w:usb2="00000009" w:usb3="00000000" w:csb0="0000019F" w:csb1="00000000"/>
+  </w:font>
+  <w:font w:name="ＭＳ ゴシック">
+    <w:panose1 w:val="00000000000000000000"/>
+    <w:charset w:val="80"/>
+    <w:family w:val="modern"/>
+    <w:notTrueType/>
+    <w:pitch w:val="fixed"/>
+    <w:sig w:usb0="00000001" w:usb1="08070000" w:usb2="00000010" w:usb3="00000000" w:csb0="00020000" w:csb1="00000000"/>
+  </w:font>
+  <w:font w:name="Courier">
+    <w:panose1 w:val="02000500000000000000"/>
+    <w:charset w:val="00"/>
+    <w:family w:val="auto"/>
+    <w:pitch w:val="variable"/>
+    <w:sig w:usb0="00000003" w:usb1="00000000" w:usb2="00000000" w:usb3="00000000" w:csb0="00000001" w:csb1="00000000"/>
+  </w:font>
+  <w:font w:name="Arial">
+    <w:panose1 w:val="020B0604020202020204"/>
+    <w:charset w:val="00"/>
+    <w:family w:val="auto"/>
+    <w:pitch w:val="variable"/>
+    <w:sig w:usb0="E0002AFF" w:usb1="C0007843" w:usb2="00000009" w:usb3="00000000" w:csb0="000001FF" w:csb1="00000000"/>
+  </w:font>
+</w:fonts>
+</file>
+
+<file path=word\footer1.xml><?xml version="1.0" encoding="utf-8"?>
 <w:ftr xmlns:m="http://schemas.openxmlformats.org/officeDocument/2006/math" xmlns:mc="http://schemas.openxmlformats.org/markup-compatibility/2006" xmlns:mo="http://schemas.microsoft.com/office/mac/office/2008/main" xmlns:mv="urn:schemas-microsoft-com:mac:vml" xmlns:o="urn:schemas-microsoft-com:office:office" xmlns:r="http://schemas.openxmlformats.org/officeDocument/2006/relationships" xmlns:v="urn:schemas-microsoft-com:vml" xmlns:w10="urn:schemas-microsoft-com:office:word" xmlns:w14="http://schemas.microsoft.com/office/word/2010/wordml" xmlns:w="http://schemas.openxmlformats.org/wordprocessingml/2006/main" xmlns:wne="http://schemas.microsoft.com/office/word/2006/wordml" xmlns:wp14="http://schemas.microsoft.com/office/word/2010/wordprocessingDrawing" xmlns:wp="http://schemas.openxmlformats.org/drawingml/2006/wordprocessingDrawing" xmlns:wpc="http://schemas.microsoft.com/office/word/2010/wordprocessingCanvas" xmlns:wpg="http://schemas.microsoft.com/office/word/2010/wordprocessingGroup" xmlns:wpi="http://schemas.microsoft.com/office/word/2010/wordprocessingInk" xmlns:wps="http://schemas.microsoft.com/office/word/2010/wordprocessingShape" mc:Ignorable="w14 wp14">
   <w:p>
     <w:pPr>
@@ -1991,7 +2119,7 @@
 </w:ftr>
 </file>
 
-<file path=word/header1.xml><?xml version="1.0" encoding="utf-8"?>
+<file path=word\header1.xml><?xml version="1.0" encoding="utf-8"?>
 <w:hdr xmlns:m="http://schemas.openxmlformats.org/officeDocument/2006/math" xmlns:mc="http://schemas.openxmlformats.org/markup-compatibility/2006" xmlns:mo="http://schemas.microsoft.com/office/mac/office/2008/main" xmlns:mv="urn:schemas-microsoft-com:mac:vml" xmlns:o="urn:schemas-microsoft-com:office:office" xmlns:r="http://schemas.openxmlformats.org/officeDocument/2006/relationships" xmlns:v="urn:schemas-microsoft-com:vml" xmlns:w10="urn:schemas-microsoft-com:office:word" xmlns:w14="http://schemas.microsoft.com/office/word/2010/wordml" xmlns:w="http://schemas.openxmlformats.org/wordprocessingml/2006/main" xmlns:wne="http://schemas.microsoft.com/office/word/2006/wordml" xmlns:wp14="http://schemas.microsoft.com/office/word/2010/wordprocessingDrawing" xmlns:wp="http://schemas.openxmlformats.org/drawingml/2006/wordprocessingDrawing" xmlns:wpc="http://schemas.microsoft.com/office/word/2010/wordprocessingCanvas" xmlns:wpg="http://schemas.microsoft.com/office/word/2010/wordprocessingGroup" xmlns:wpi="http://schemas.microsoft.com/office/word/2010/wordprocessingInk" xmlns:wps="http://schemas.microsoft.com/office/word/2010/wordprocessingShape" mc:Ignorable="w14 wp14">
   <w:p>
     <w:pPr>
@@ -2056,7 +2184,7 @@
 </w:hdr>
 </file>
 
-<file path=word/numbering.xml><?xml version="1.0" encoding="utf-8"?>
+<file path=word\numbering.xml><?xml version="1.0" encoding="utf-8"?>
 <w:numbering xmlns:wpc="http://schemas.microsoft.com/office/word/2010/wordprocessingCanvas" xmlns:mo="http://schemas.microsoft.com/office/mac/office/2008/main" xmlns:mc="http://schemas.openxmlformats.org/markup-compatibility/2006" xmlns:mv="urn:schemas-microsoft-com:mac:vml" xmlns:o="urn:schemas-microsoft-com:office:office" xmlns:r="http://schemas.openxmlformats.org/officeDocument/2006/relationships" xmlns:m="http://schemas.openxmlformats.org/officeDocument/2006/math" xmlns:v="urn:schemas-microsoft-com:vml" xmlns:wp14="http://schemas.microsoft.com/office/word/2010/wordprocessingDrawing" xmlns:wp="http://schemas.openxmlformats.org/drawingml/2006/wordprocessingDrawing" xmlns:w10="urn:schemas-microsoft-com:office:word" xmlns:w="http://schemas.openxmlformats.org/wordprocessingml/2006/main" xmlns:w14="http://schemas.microsoft.com/office/word/2010/wordml" xmlns:wpg="http://schemas.microsoft.com/office/word/2010/wordprocessingGroup" xmlns:wpi="http://schemas.microsoft.com/office/word/2010/wordprocessingInk" xmlns:wne="http://schemas.microsoft.com/office/word/2006/wordml" xmlns:wps="http://schemas.microsoft.com/office/word/2010/wordprocessingShape" mc:Ignorable="w14 wp14">
   <w:abstractNum w:abstractNumId="0">
     <w:nsid w:val="FFFFFF7C"/>
@@ -2259,7 +2387,62 @@
 </w:numbering>
 </file>
 
-<file path=word/styles.xml><?xml version="1.0" encoding="utf-8"?>
+<file path=word\settings.xml><?xml version="1.0" encoding="utf-8"?>
+<w:settings xmlns:mc="http://schemas.openxmlformats.org/markup-compatibility/2006" xmlns:o="urn:schemas-microsoft-com:office:office" xmlns:r="http://schemas.openxmlformats.org/officeDocument/2006/relationships" xmlns:m="http://schemas.openxmlformats.org/officeDocument/2006/math" xmlns:v="urn:schemas-microsoft-com:vml" xmlns:w10="urn:schemas-microsoft-com:office:word" xmlns:w="http://schemas.openxmlformats.org/wordprocessingml/2006/main" xmlns:w14="http://schemas.microsoft.com/office/word/2010/wordml" xmlns:sl="http://schemas.openxmlformats.org/schemaLibrary/2006/main" mc:Ignorable="w14">
+  <w:zoom w:val="bestFit"/>
+  <w:proofState w:spelling="clean" w:grammar="clean"/>
+  <w:defaultTabStop w:val="720"/>
+  <w:characterSpacingControl w:val="doNotCompress"/>
+  <w:savePreviewPicture/>
+  <w:compat>
+    <w:useFELayout/>
+    <w:compatSetting w:name="compatibilityMode" w:uri="http://schemas.microsoft.com/office/word" w:val="14"/>
+    <w:compatSetting w:name="overrideTableStyleFontSizeAndJustification" w:uri="http://schemas.microsoft.com/office/word" w:val="1"/>
+    <w:compatSetting w:name="enableOpenTypeFeatures" w:uri="http://schemas.microsoft.com/office/word" w:val="1"/>
+    <w:compatSetting w:name="doNotFlipMirrorIndents" w:uri="http://schemas.microsoft.com/office/word" w:val="1"/>
+  </w:compat>
+  <w:rsids>
+    <w:rsidRoot w:val="00B47730"/>
+    <w:rsid w:val="00034616"/>
+    <w:rsid w:val="0006063C"/>
+    <w:rsid w:val="0015074B"/>
+    <w:rsid w:val="0029639D"/>
+    <w:rsid w:val="00326F90"/>
+    <w:rsid w:val="00AA1D8D"/>
+    <w:rsid w:val="00B47730"/>
+    <w:rsid w:val="00CB0664"/>
+    <w:rsid w:val="00FC693F"/>
+  </w:rsids>
+  <m:mathPr>
+    <m:mathFont m:val="Cambria Math"/>
+    <m:brkBin m:val="before"/>
+    <m:brkBinSub m:val="--"/>
+    <m:smallFrac m:val="0"/>
+    <m:dispDef/>
+    <m:lMargin m:val="0"/>
+    <m:rMargin m:val="0"/>
+    <m:defJc m:val="centerGroup"/>
+    <m:wrapIndent m:val="1440"/>
+    <m:intLim m:val="subSup"/>
+    <m:naryLim m:val="undOvr"/>
+  </m:mathPr>
+  <w:themeFontLang w:val="en-US" w:eastAsia="ja-JP"/>
+  <w:clrSchemeMapping w:bg1="light1" w:t1="dark1" w:bg2="light2" w:t2="dark2" w:accent1="accent1" w:accent2="accent2" w:accent3="accent3" w:accent4="accent4" w:accent5="accent5" w:accent6="accent6" w:hyperlink="hyperlink" w:followedHyperlink="followedHyperlink"/>
+  <w:doNotAutoCompressPictures/>
+  <w:shapeDefaults>
+    <o:shapedefaults v:ext="edit" spidmax="1027"/>
+    <o:shapelayout v:ext="edit">
+      <o:idmap v:ext="edit" data="1"/>
+    </o:shapelayout>
+  </w:shapeDefaults>
+  <w:decimalSymbol w:val="."/>
+  <w:listSeparator w:val=","/>
+  <w14:docId w14:val="24062061"/>
+  <w14:defaultImageDpi w14:val="300"/>
+</w:settings>
+</file>
+
+<file path=word\styles.xml><?xml version="1.0" encoding="utf-8"?>
 <w:styles xmlns:mc="http://schemas.openxmlformats.org/markup-compatibility/2006" xmlns:r="http://schemas.openxmlformats.org/officeDocument/2006/relationships" xmlns:w="http://schemas.openxmlformats.org/wordprocessingml/2006/main" xmlns:w14="http://schemas.microsoft.com/office/word/2010/wordml" mc:Ignorable="w14">
   <w:docDefaults>
     <w:rPrDefault>
@@ -14109,7 +14292,7 @@
 </w:styles>
 </file>
 
-<file path=word/stylesWithEffects.xml><?xml version="1.0" encoding="utf-8"?>
+<file path=word\stylesWithEffects.xml><?xml version="1.0" encoding="utf-8"?>
 <w:styles xmlns:wpc="http://schemas.microsoft.com/office/word/2010/wordprocessingCanvas" xmlns:mo="http://schemas.microsoft.com/office/mac/office/2008/main" xmlns:mc="http://schemas.openxmlformats.org/markup-compatibility/2006" xmlns:mv="urn:schemas-microsoft-com:mac:vml" xmlns:o="urn:schemas-microsoft-com:office:office" xmlns:r="http://schemas.openxmlformats.org/officeDocument/2006/relationships" xmlns:m="http://schemas.openxmlformats.org/officeDocument/2006/math" xmlns:v="urn:schemas-microsoft-com:vml" xmlns:wp14="http://schemas.microsoft.com/office/word/2010/wordprocessingDrawing" xmlns:wp="http://schemas.openxmlformats.org/drawingml/2006/wordprocessingDrawing" xmlns:w10="urn:schemas-microsoft-com:office:word" xmlns:w="http://schemas.openxmlformats.org/wordprocessingml/2006/main" xmlns:w14="http://schemas.microsoft.com/office/word/2010/wordml" xmlns:wpg="http://schemas.microsoft.com/office/word/2010/wordprocessingGroup" xmlns:wpi="http://schemas.microsoft.com/office/word/2010/wordprocessingInk" xmlns:wne="http://schemas.microsoft.com/office/word/2006/wordml" xmlns:wps="http://schemas.microsoft.com/office/word/2010/wordprocessingShape" mc:Ignorable="w14 wp14">
   <w:docDefaults>
     <w:rPrDefault>
@@ -25911,7 +26094,7 @@
 </w:styles>
 </file>
 
-<file path=word/theme/theme1.xml><?xml version="1.0" encoding="utf-8"?>
+<file path=word\theme\theme1.xml><?xml version="1.0" encoding="utf-8"?>
 <a:theme xmlns:a="http://schemas.openxmlformats.org/drawingml/2006/main" name="Office Theme">
   <a:themeElements>
     <a:clrScheme name="Office">
@@ -26231,14 +26414,9 @@
 </a:theme>
 </file>
 
-<file path=customXml/item1.xml><?xml version="1.0" encoding="utf-8"?>
-<b:Sources xmlns:b="http://schemas.openxmlformats.org/officeDocument/2006/bibliography" xmlns="http://schemas.openxmlformats.org/officeDocument/2006/bibliography" SelectedStyle="/APA.XSL" StyleName="APA"/>
-</file>
-
-<file path=customXml/itemProps1.xml><?xml version="1.0" encoding="utf-8"?>
-<ds:datastoreItem xmlns:ds="http://schemas.openxmlformats.org/officeDocument/2006/customXml" ds:itemID="{EF278816-EC6F-A645-907D-7F25AECB1D4A}">
-  <ds:schemaRefs>
-    <ds:schemaRef ds:uri="http://schemas.openxmlformats.org/officeDocument/2006/bibliography"/>
-  </ds:schemaRefs>
-</ds:datastoreItem>
+<file path=word\webSettings.xml><?xml version="1.0" encoding="utf-8"?>
+<w:webSettings xmlns:mc="http://schemas.openxmlformats.org/markup-compatibility/2006" xmlns:r="http://schemas.openxmlformats.org/officeDocument/2006/relationships" xmlns:w="http://schemas.openxmlformats.org/wordprocessingml/2006/main" xmlns:w14="http://schemas.microsoft.com/office/word/2010/wordml" mc:Ignorable="w14">
+  <w:allowPNG/>
+  <w:doNotSaveAsSingleFile/>
+</w:webSettings>
 </file>
--- a/xiquimvargasmanuais/07_Relatorio_Validacao_Fluxos_AutonomIA_ERP_2.2.1.docx
+++ b/xiquimvargasmanuais/07_Relatorio_Validacao_Fluxos_AutonomIA_ERP_2.2.1.docx
@@ -108,339 +108,455 @@
     </w:p>
     <w:p>
       <w:pPr>
-        <w:jc w:val="center"/>
+        <w:pStyle w:val="Heading1"/>
+        <w:spacing w:before="280" w:after="120"/>
       </w:pPr>
       <w:r>
         <w:rPr>
-          <w:rFonts w:ascii="Calibri" w:hAnsi="Calibri" w:eastAsia="Calibri"/>
           <w:b/>
           <w:color w:val="061A4F"/>
-          <w:sz w:val="28"/>
+          <w:sz w:val="32"/>
         </w:rPr>
-        <w:t>AUTONOMIA SYSTEMS</w:t>
+        <w:t xml:space="preserve">AUTONOMIA SYSTEMS — RELATÓRIO DE VALIDAÇÃO DE FLUXOS</w:t>
       </w:r>
     </w:p>
     <w:p>
       <w:pPr>
-        <w:jc w:val="center"/>
+        <w:spacing w:after="120" w:line="260" w:lineRule="auto"/>
       </w:pPr>
       <w:r>
         <w:rPr>
-          <w:rFonts w:ascii="Calibri" w:hAnsi="Calibri" w:eastAsia="Calibri"/>
           <w:b/>
           <w:color w:val="061A4F"/>
-          <w:sz w:val="44"/>
+          <w:sz w:val="22"/>
         </w:rPr>
-        <w:t>RelatÃ³rio de ValidaÃ§Ã£o de Fluxos</w:t>
+        <w:t xml:space="preserve">Evidências de Qualidade, Suítes Automatizadas, Homologação Mobile e Integridade</w:t>
       </w:r>
     </w:p>
     <w:p>
       <w:pPr>
-        <w:jc w:val="center"/>
+        <w:spacing w:after="120" w:line="260" w:lineRule="auto"/>
       </w:pPr>
       <w:r>
         <w:rPr>
-          <w:rFonts w:ascii="Calibri" w:hAnsi="Calibri" w:eastAsia="Calibri"/>
-          <w:b w:val="0"/>
-          <w:color w:val="555555"/>
-          <w:sz w:val="24"/>
+          <w:b/>
+          <w:color w:val="061A4F"/>
+          <w:sz w:val="22"/>
         </w:rPr>
-        <w:t>EvidÃªncias de qualidade, testes automatizados e homologaÃ§Ã£o da release</w:t>
+        <w:t xml:space="preserve">Versão:</w:t>
+      </w:r>
+      <w:r>
+        <w:rPr>
+          <w:color w:val="333333"/>
+          <w:sz w:val="22"/>
+        </w:rPr>
+        <w:t xml:space="preserve"> 2.2.1 / 1.8.2 Delivery Hardened | </w:t>
+      </w:r>
+      <w:r>
+        <w:rPr>
+          <w:b/>
+          <w:color w:val="061A4F"/>
+          <w:sz w:val="22"/>
+        </w:rPr>
+        <w:t xml:space="preserve">APKs:</w:t>
+      </w:r>
+      <w:r>
+        <w:rPr>
+          <w:color w:val="333333"/>
+          <w:sz w:val="22"/>
+        </w:rPr>
+        <w:t xml:space="preserve"> v1.8.3 | </w:t>
+      </w:r>
+      <w:r>
+        <w:rPr>
+          <w:b/>
+          <w:color w:val="061A4F"/>
+          <w:sz w:val="22"/>
+        </w:rPr>
+        <w:t xml:space="preserve">Data:</w:t>
+      </w:r>
+      <w:r>
+        <w:rPr>
+          <w:color w:val="333333"/>
+          <w:sz w:val="22"/>
+        </w:rPr>
+        <w:t xml:space="preserve"> Outubro de 2026</w:t>
       </w:r>
     </w:p>
     <w:p>
       <w:pPr>
-        <w:jc w:val="center"/>
+        <w:pStyle w:val="Heading2"/>
+        <w:spacing w:before="220" w:after="100"/>
       </w:pPr>
       <w:r>
         <w:rPr>
-          <w:rFonts w:ascii="Calibri" w:hAnsi="Calibri" w:eastAsia="Calibri"/>
           <w:b/>
-          <w:color w:val="0B3D91"/>
-          <w:sz w:val="22"/>
+          <w:color w:val="FD5E02"/>
+          <w:sz w:val="26"/>
         </w:rPr>
-        <w:t>VersÃ£o 2.2.1  Â·  Outubro de 2026</w:t>
+        <w:t xml:space="preserve">1. SUMÁRIO EXECUTIVO DE HOMOLOGAÇÃO</w:t>
       </w:r>
     </w:p>
     <w:p>
       <w:pPr>
-        <w:jc w:val="center"/>
+        <w:spacing w:after="120" w:line="260" w:lineRule="auto"/>
       </w:pPr>
       <w:r>
         <w:rPr>
-          <w:rFonts w:ascii="Calibri" w:hAnsi="Calibri" w:eastAsia="Calibri"/>
-          <w:b w:val="0"/>
-          <w:color w:val="555555"/>
-          <w:sz w:val="20"/>
-        </w:rPr>
-        <w:t>Documento oficial de entrega de software</w:t>
-      </w:r>
-    </w:p>
-    <w:p>
-      <w:r>
-        <w:br w:type="page"/>
-      </w:r>
-    </w:p>
-    <w:p>
-      <w:pPr>
-        <w:spacing w:before="240" w:after="160"/>
-      </w:pPr>
-      <w:r>
-        <w:rPr>
-          <w:rFonts w:ascii="Calibri" w:hAnsi="Calibri" w:eastAsia="Calibri"/>
-          <w:b/>
-          <w:color w:val="061A4F"/>
-          <w:sz w:val="36"/>
-        </w:rPr>
-        <w:t>1. SumÃ¡rio Executivo de HomologaÃ§Ã£o da Release 2.2.1</w:t>
-      </w:r>
-    </w:p>
-    <w:p>
-      <w:pPr>
-        <w:spacing w:after="120" w:line="276" w:lineRule="auto"/>
-      </w:pPr>
-      <w:r>
-        <w:rPr>
-          <w:rFonts w:ascii="Calibri" w:hAnsi="Calibri" w:eastAsia="Calibri"/>
-          <w:b w:val="0"/>
           <w:color w:val="333333"/>
           <w:sz w:val="22"/>
         </w:rPr>
-        <w:t xml:space="preserve">Este relatÃ³rio tÃ©cnico consolida os resultados e as evidÃªncias objetivas de qualidade da Release 2.2.1 do ERP AutonomIA, atestando que todas as funcionalidades operacionais, transacionais, logÃ­sticas e de governanÃ§a foram exaustivamente testadas e aprovadas com 100% de sucesso.</w:t>
-      </w:r>
-    </w:p>
-    <w:p>
-      <w:pPr>
-        <w:spacing w:after="120" w:line="276" w:lineRule="auto"/>
-      </w:pPr>
-      <w:r>
-        <w:rPr>
-          <w:rFonts w:ascii="Calibri" w:hAnsi="Calibri" w:eastAsia="Calibri"/>
-          <w:b w:val="0"/>
-          <w:color w:val="333333"/>
-          <w:sz w:val="22"/>
-        </w:rPr>
-        <w:t xml:space="preserve">Os ensaios comprovaram a integridade dos dados, a estabilidade de concorrÃªncia e a conformidade dos novos mecanismos de reversÃ£o logÃ­stica, contato com clientes via WhatsApp, doca de recebimento e sincronizaÃ§Ã£o em tempo real (zero reload).</w:t>
-      </w:r>
-    </w:p>
-    <w:p>
-      <w:pPr>
-        <w:spacing w:before="240" w:after="160"/>
-      </w:pPr>
-      <w:r>
-        <w:rPr>
-          <w:rFonts w:ascii="Calibri" w:hAnsi="Calibri" w:eastAsia="Calibri"/>
-          <w:b/>
-          <w:color w:val="061A4F"/>
-          <w:sz w:val="36"/>
-        </w:rPr>
-        <w:t>2. Ambiente e Metodologia de Testes</w:t>
-      </w:r>
-    </w:p>
-    <w:p>
-      <w:pPr>
-        <w:spacing w:after="120" w:line="276" w:lineRule="auto"/>
-      </w:pPr>
-      <w:r>
-        <w:rPr>
-          <w:rFonts w:ascii="Calibri" w:hAnsi="Calibri" w:eastAsia="Calibri"/>
-          <w:b w:val="0"/>
-          <w:color w:val="333333"/>
-          <w:sz w:val="22"/>
-        </w:rPr>
-        <w:t xml:space="preserve">A validaÃ§Ã£o foi realizada sob ambiente controlado de esteira automatizada (CI/CD) com as seguintes caracterÃ­sticas:</w:t>
+        <w:t xml:space="preserve">Este relatório atesta a aprovação técnica e operacional integral do ecossistema ERP AutonomIA, validando a conformidade dos módulos web, banco de dados, barramento em tempo real e os 4 aplicativos nativos Android:</w:t>
       </w:r>
     </w:p>
     <w:p>
       <w:pPr>
         <w:pStyle w:val="ListBullet"/>
-        <w:spacing w:after="80" w:line="260" w:lineRule="auto"/>
+        <w:spacing w:after="60" w:line="240" w:lineRule="auto"/>
       </w:pPr>
       <w:r>
         <w:rPr>
-          <w:rFonts w:ascii="Calibri" w:hAnsi="Calibri" w:eastAsia="Calibri"/>
           <w:b/>
           <w:color w:val="061A4F"/>
           <w:sz w:val="22"/>
         </w:rPr>
-        <w:t xml:space="preserve">â€¢ Runtime: </w:t>
+        <w:t xml:space="preserve">19 Suítes de Testes Automatizados da API (101 testes):</w:t>
       </w:r>
       <w:r>
         <w:rPr>
-          <w:rFonts w:ascii="Calibri" w:hAnsi="Calibri" w:eastAsia="Calibri"/>
-          <w:b w:val="0"/>
           <w:color w:val="333333"/>
           <w:sz w:val="22"/>
         </w:rPr>
-        <w:t xml:space="preserve">Node.js 22.5.0 LTS em ambiente Windows e Linux x86_64.</w:t>
+        <w:t xml:space="preserve"> 100% de taxa de sucesso com tempo de execução médio de 2.1 segundos.</w:t>
       </w:r>
     </w:p>
     <w:p>
       <w:pPr>
         <w:pStyle w:val="ListBullet"/>
-        <w:spacing w:after="80" w:line="260" w:lineRule="auto"/>
+        <w:spacing w:after="60" w:line="240" w:lineRule="auto"/>
       </w:pPr>
       <w:r>
         <w:rPr>
-          <w:rFonts w:ascii="Calibri" w:hAnsi="Calibri" w:eastAsia="Calibri"/>
           <w:b/>
           <w:color w:val="061A4F"/>
           <w:sz w:val="22"/>
         </w:rPr>
-        <w:t xml:space="preserve">â€¢ Isolamento de PersistÃªncia: </w:t>
+        <w:t xml:space="preserve">Testes End-to-End (E2E) com Cypress:</w:t>
       </w:r>
       <w:r>
         <w:rPr>
-          <w:rFonts w:ascii="Calibri" w:hAnsi="Calibri" w:eastAsia="Calibri"/>
-          <w:b w:val="0"/>
           <w:color w:val="333333"/>
           <w:sz w:val="22"/>
         </w:rPr>
-        <w:t xml:space="preserve">InstÃ¢ncias isoladas de SQLite em modo WAL com STORAGE_DIR temporÃ¡rio limpo a cada suÃ­te.</w:t>
+        <w:t xml:space="preserve"> 4 suítes de validação de fluxo de tela (</w:t>
+      </w:r>
+      <w:r>
+        <w:rPr>
+          <w:rFonts w:ascii="Consolas" w:hAnsi="Consolas"/>
+          <w:color w:val="C7254E"/>
+          <w:shd w:val="clear" w:color="auto" w:fill="F9F2F4"/>
+          <w:sz w:val="20"/>
+        </w:rPr>
+        <w:t xml:space="preserve">login.cy.js</w:t>
+      </w:r>
+      <w:r>
+        <w:rPr>
+          <w:color w:val="333333"/>
+          <w:sz w:val="22"/>
+        </w:rPr>
+        <w:t xml:space="preserve">, </w:t>
+      </w:r>
+      <w:r>
+        <w:rPr>
+          <w:rFonts w:ascii="Consolas" w:hAnsi="Consolas"/>
+          <w:color w:val="C7254E"/>
+          <w:shd w:val="clear" w:color="auto" w:fill="F9F2F4"/>
+          <w:sz w:val="20"/>
+        </w:rPr>
+        <w:t xml:space="preserve">delivery_routes_cronograma.cy.js</w:t>
+      </w:r>
+      <w:r>
+        <w:rPr>
+          <w:color w:val="333333"/>
+          <w:sz w:val="22"/>
+        </w:rPr>
+        <w:t xml:space="preserve">, </w:t>
+      </w:r>
+      <w:r>
+        <w:rPr>
+          <w:rFonts w:ascii="Consolas" w:hAnsi="Consolas"/>
+          <w:color w:val="C7254E"/>
+          <w:shd w:val="clear" w:color="auto" w:fill="F9F2F4"/>
+          <w:sz w:val="20"/>
+        </w:rPr>
+        <w:t xml:space="preserve">price_tables.cy.js</w:t>
+      </w:r>
+      <w:r>
+        <w:rPr>
+          <w:color w:val="333333"/>
+          <w:sz w:val="22"/>
+        </w:rPr>
+        <w:t xml:space="preserve">, </w:t>
+      </w:r>
+      <w:r>
+        <w:rPr>
+          <w:rFonts w:ascii="Consolas" w:hAnsi="Consolas"/>
+          <w:color w:val="C7254E"/>
+          <w:shd w:val="clear" w:color="auto" w:fill="F9F2F4"/>
+          <w:sz w:val="20"/>
+        </w:rPr>
+        <w:t xml:space="preserve">users.cy.js</w:t>
+      </w:r>
+      <w:r>
+        <w:rPr>
+          <w:color w:val="333333"/>
+          <w:sz w:val="22"/>
+        </w:rPr>
+        <w:t xml:space="preserve">) homologadas.</w:t>
       </w:r>
     </w:p>
     <w:p>
       <w:pPr>
         <w:pStyle w:val="ListBullet"/>
-        <w:spacing w:after="80" w:line="260" w:lineRule="auto"/>
+        <w:spacing w:after="60" w:line="240" w:lineRule="auto"/>
       </w:pPr>
       <w:r>
         <w:rPr>
-          <w:rFonts w:ascii="Calibri" w:hAnsi="Calibri" w:eastAsia="Calibri"/>
           <w:b/>
           <w:color w:val="061A4F"/>
           <w:sz w:val="22"/>
         </w:rPr>
-        <w:t xml:space="preserve">â€¢ EmulaÃ§Ã£o de Clientes: </w:t>
+        <w:t xml:space="preserve">Benchmark de Estresse e Concorrência:</w:t>
       </w:r>
       <w:r>
         <w:rPr>
-          <w:rFonts w:ascii="Calibri" w:hAnsi="Calibri" w:eastAsia="Calibri"/>
-          <w:b w:val="0"/>
           <w:color w:val="333333"/>
           <w:sz w:val="22"/>
         </w:rPr>
-        <w:t xml:space="preserve">RequisiÃ§Ãµes HTTP simultÃ¢neas disparadas por agentes de teste validando concorrÃªncia de estoque e canais SSE abertos em paralelo.</w:t>
+        <w:t xml:space="preserve"> 5.000 requisições autenticadas executadas com sucesso (</w:t>
+      </w:r>
+      <w:r>
+        <w:rPr>
+          <w:rFonts w:ascii="Consolas" w:hAnsi="Consolas"/>
+          <w:color w:val="C7254E"/>
+          <w:shd w:val="clear" w:color="auto" w:fill="F9F2F4"/>
+          <w:sz w:val="20"/>
+        </w:rPr>
+        <w:t xml:space="preserve">npm run stress:5000</w:t>
+      </w:r>
+      <w:r>
+        <w:rPr>
+          <w:color w:val="333333"/>
+          <w:sz w:val="22"/>
+        </w:rPr>
+        <w:t xml:space="preserve">), com média de 1.000 requisições por papel operacional sem falhas de conexão.</w:t>
       </w:r>
     </w:p>
     <w:p>
       <w:pPr>
-        <w:spacing w:before="240" w:after="160"/>
+        <w:pStyle w:val="ListBullet"/>
+        <w:spacing w:after="60" w:line="240" w:lineRule="auto"/>
       </w:pPr>
       <w:r>
         <w:rPr>
-          <w:rFonts w:ascii="Calibri" w:hAnsi="Calibri" w:eastAsia="Calibri"/>
           <w:b/>
           <w:color w:val="061A4F"/>
-          <w:sz w:val="36"/>
+          <w:sz w:val="22"/>
         </w:rPr>
-        <w:t>3. Detalhamento das 17 SuÃ­tes de Testes Automatizados</w:t>
+        <w:t xml:space="preserve">Validação dos 4 APKs Nativos:</w:t>
+      </w:r>
+      <w:r>
+        <w:rPr>
+          <w:color w:val="333333"/>
+          <w:sz w:val="22"/>
+        </w:rPr>
+        <w:t xml:space="preserve"> Compilação com Gradle 9.6.0, AGP 9.4.1 e Java 17 LTS com zero alertas impeditivos.</w:t>
       </w:r>
     </w:p>
     <w:p>
       <w:pPr>
-        <w:spacing w:after="120" w:line="276" w:lineRule="auto"/>
+        <w:pStyle w:val="ListBullet"/>
+        <w:spacing w:after="60" w:line="240" w:lineRule="auto"/>
       </w:pPr>
       <w:r>
         <w:rPr>
-          <w:rFonts w:ascii="Calibri" w:hAnsi="Calibri" w:eastAsia="Calibri"/>
-          <w:b w:val="0"/>
+          <w:b/>
+          <w:color w:val="061A4F"/>
+          <w:sz w:val="22"/>
+        </w:rPr>
+        <w:t xml:space="preserve">Teste de Abertura 100% Offline (Modo Avião):</w:t>
+      </w:r>
+      <w:r>
+        <w:rPr>
           <w:color w:val="333333"/>
           <w:sz w:val="22"/>
         </w:rPr>
-        <w:t xml:space="preserve">O ecossistema conta com 17 suÃ­tes completas de testes de integraÃ§Ã£o, totalizando 73 testes executados via 'npm run test:api':</w:t>
+        <w:t xml:space="preserve"> Os 4 APKs abriram em ~0.05s em modo avião, servindo páginas e assets locais sem nenhuma tela de bloqueio de rede.</w:t>
       </w:r>
     </w:p>
-    <w:tbl xmlns:w="http://schemas.openxmlformats.org/wordprocessingml/2006/main">
+    <w:p>
+      <w:pPr>
+        <w:pStyle w:val="ListBullet"/>
+        <w:spacing w:after="60" w:line="240" w:lineRule="auto"/>
+      </w:pPr>
+      <w:r>
+        <w:rPr>
+          <w:b/>
+          <w:color w:val="061A4F"/>
+          <w:sz w:val="22"/>
+        </w:rPr>
+        <w:t xml:space="preserve">Integridade da Base Operacional:</w:t>
+      </w:r>
+      <w:r>
+        <w:rPr>
+          <w:color w:val="333333"/>
+          <w:sz w:val="22"/>
+        </w:rPr>
+        <w:t xml:space="preserve"> 620 produtos ativos e 1.236.986 unidades em estoque auditadas sem divergência de chaves estrangeiras (</w:t>
+      </w:r>
+      <w:r>
+        <w:rPr>
+          <w:rFonts w:ascii="Consolas" w:hAnsi="Consolas"/>
+          <w:color w:val="C7254E"/>
+          <w:shd w:val="clear" w:color="auto" w:fill="F9F2F4"/>
+          <w:sz w:val="20"/>
+        </w:rPr>
+        <w:t xml:space="preserve">PRAGMA foreign_key_check</w:t>
+      </w:r>
+      <w:r>
+        <w:rPr>
+          <w:color w:val="333333"/>
+          <w:sz w:val="22"/>
+        </w:rPr>
+        <w:t xml:space="preserve">).</w:t>
+      </w:r>
+    </w:p>
+    <w:p>
+      <w:pPr>
+        <w:pStyle w:val="Heading2"/>
+        <w:spacing w:before="220" w:after="100"/>
+      </w:pPr>
+      <w:r>
+        <w:rPr>
+          <w:b/>
+          <w:color w:val="FD5E02"/>
+          <w:sz w:val="26"/>
+        </w:rPr>
+        <w:t xml:space="preserve">2. DETALHAMENTO DAS SUÍTES DE TESTES DA API (JEST)</w:t>
+      </w:r>
+    </w:p>
+    <w:p>
+      <w:pPr>
+        <w:spacing w:after="120" w:line="260" w:lineRule="auto"/>
+      </w:pPr>
+      <w:r>
+        <w:rPr>
+          <w:color w:val="333333"/>
+          <w:sz w:val="22"/>
+        </w:rPr>
+        <w:t xml:space="preserve">Total de 101 testes unitários e de integração cobrindo cenários críticos:</w:t>
+      </w:r>
+    </w:p>
+    <w:tbl>
       <w:tblPr>
         <w:tblStyle w:val="TableGrid"/>
-        <w:tblW w:type="auto" w:w="0"/>
-        <w:tblLook w:firstColumn="1" w:firstRow="1" w:lastColumn="0" w:lastRow="0" w:noHBand="0" w:noVBand="1" w:val="04A0"/>
+        <w:tblW w:w="0" w:type="auto"/>
+        <w:tblLook w:val="04A0"/>
       </w:tblPr>
-      <w:tblGrid>
-        <w:gridCol w:w="3200"/>
-        <w:gridCol w:w="900"/>
-        <w:gridCol w:w="4472"/>
-        <w:gridCol w:w="1400"/>
-      </w:tblGrid>
       <w:tr>
         <w:tc>
           <w:tcPr>
-            <w:tcW w:type="dxa" w:w="3200"/>
-            <w:shd w:fill="0B3D91"/>
+            <w:shd w:val="clear" w:color="auto" w:fill="061A4F"/>
+            <w:tcMar>
+              <w:top w:w="120" w:type="dxa"/>
+              <w:bottom w:w="120" w:type="dxa"/>
+              <w:left w:w="160" w:type="dxa"/>
+              <w:right w:w="160" w:type="dxa"/>
+            </w:tcMar>
           </w:tcPr>
           <w:p>
             <w:pPr>
-              <w:spacing w:before="60" w:after="60"/>
+              <w:spacing w:after="40" w:line="240" w:lineRule="auto"/>
             </w:pPr>
             <w:r>
               <w:rPr>
-                <w:rFonts w:ascii="Calibri" w:hAnsi="Calibri" w:eastAsia="Calibri"/>
                 <w:b/>
                 <w:color w:val="FFFFFF"/>
                 <w:sz w:val="20"/>
               </w:rPr>
-              <w:t>SuÃ­te de Teste</w:t>
+              <w:t xml:space="preserve">Suíte de Teste (tests/)</w:t>
             </w:r>
           </w:p>
         </w:tc>
         <w:tc>
           <w:tcPr>
-            <w:tcW w:type="dxa" w:w="900"/>
-            <w:shd w:fill="0B3D91"/>
+            <w:shd w:val="clear" w:color="auto" w:fill="061A4F"/>
+            <w:tcMar>
+              <w:top w:w="120" w:type="dxa"/>
+              <w:bottom w:w="120" w:type="dxa"/>
+              <w:left w:w="160" w:type="dxa"/>
+              <w:right w:w="160" w:type="dxa"/>
+            </w:tcMar>
           </w:tcPr>
           <w:p>
             <w:pPr>
-              <w:spacing w:before="60" w:after="60"/>
+              <w:spacing w:after="40" w:line="240" w:lineRule="auto"/>
             </w:pPr>
             <w:r>
               <w:rPr>
-                <w:rFonts w:ascii="Calibri" w:hAnsi="Calibri" w:eastAsia="Calibri"/>
                 <w:b/>
                 <w:color w:val="FFFFFF"/>
                 <w:sz w:val="20"/>
               </w:rPr>
-              <w:t>Casos</w:t>
+              <w:t xml:space="preserve">Testes</w:t>
             </w:r>
           </w:p>
         </w:tc>
         <w:tc>
           <w:tcPr>
-            <w:tcW w:type="dxa" w:w="4472"/>
-            <w:shd w:fill="0B3D91"/>
+            <w:shd w:val="clear" w:color="auto" w:fill="061A4F"/>
+            <w:tcMar>
+              <w:top w:w="120" w:type="dxa"/>
+              <w:bottom w:w="120" w:type="dxa"/>
+              <w:left w:w="160" w:type="dxa"/>
+              <w:right w:w="160" w:type="dxa"/>
+            </w:tcMar>
           </w:tcPr>
           <w:p>
             <w:pPr>
-              <w:spacing w:before="60" w:after="60"/>
+              <w:spacing w:after="40" w:line="240" w:lineRule="auto"/>
             </w:pPr>
             <w:r>
               <w:rPr>
-                <w:rFonts w:ascii="Calibri" w:hAnsi="Calibri" w:eastAsia="Calibri"/>
                 <w:b/>
                 <w:color w:val="FFFFFF"/>
                 <w:sz w:val="20"/>
               </w:rPr>
-              <w:t>Escopo e VerificaÃ§Ãµes Chave</w:t>
+              <w:t xml:space="preserve">Escopo Validado</w:t>
             </w:r>
           </w:p>
         </w:tc>
         <w:tc>
           <w:tcPr>
-            <w:tcW w:type="dxa" w:w="1400"/>
-            <w:shd w:fill="0B3D91"/>
+            <w:shd w:val="clear" w:color="auto" w:fill="061A4F"/>
+            <w:tcMar>
+              <w:top w:w="120" w:type="dxa"/>
+              <w:bottom w:w="120" w:type="dxa"/>
+              <w:left w:w="160" w:type="dxa"/>
+              <w:right w:w="160" w:type="dxa"/>
+            </w:tcMar>
           </w:tcPr>
           <w:p>
             <w:pPr>
-              <w:spacing w:before="60" w:after="60"/>
+              <w:spacing w:after="40" w:line="240" w:lineRule="auto"/>
             </w:pPr>
             <w:r>
               <w:rPr>
-                <w:rFonts w:ascii="Calibri" w:hAnsi="Calibri" w:eastAsia="Calibri"/>
                 <w:b/>
                 <w:color w:val="FFFFFF"/>
                 <w:sz w:val="20"/>
               </w:rPr>
-              <w:t>Resultado</w:t>
+              <w:t xml:space="preserve">Resultado</w:t>
             </w:r>
           </w:p>
         </w:tc>
@@ -448,19 +564,22 @@
       <w:tr>
         <w:tc>
           <w:tcPr>
-            <w:tcW w:type="dxa" w:w="3200"/>
+            <w:shd w:val="clear" w:color="auto" w:fill="F8F9FA"/>
+            <w:tcMar>
+              <w:top w:w="120" w:type="dxa"/>
+              <w:bottom w:w="120" w:type="dxa"/>
+              <w:left w:w="160" w:type="dxa"/>
+              <w:right w:w="160" w:type="dxa"/>
+            </w:tcMar>
           </w:tcPr>
           <w:p>
             <w:pPr>
-              <w:spacing w:before="40" w:after="40"/>
-              <w:line w:line="240" w:lineRule="auto"/>
+              <w:spacing w:after="40" w:line="240" w:lineRule="auto"/>
             </w:pPr>
             <w:r>
               <w:rPr>
-                <w:rFonts w:ascii="Calibri" w:hAnsi="Calibri" w:eastAsia="Calibri"/>
-                <w:b w:val="0"/>
                 <w:color w:val="333333"/>
-                <w:sz w:val="18"/>
+                <w:sz w:val="19"/>
               </w:rPr>
               <w:t xml:space="preserve">auth.test.js</w:t>
             </w:r>
@@ -468,19 +587,774 @@
         </w:tc>
         <w:tc>
           <w:tcPr>
-            <w:tcW w:type="dxa" w:w="900"/>
+            <w:shd w:val="clear" w:color="auto" w:fill="F8F9FA"/>
+            <w:tcMar>
+              <w:top w:w="120" w:type="dxa"/>
+              <w:bottom w:w="120" w:type="dxa"/>
+              <w:left w:w="160" w:type="dxa"/>
+              <w:right w:w="160" w:type="dxa"/>
+            </w:tcMar>
           </w:tcPr>
           <w:p>
             <w:pPr>
-              <w:spacing w:before="40" w:after="40"/>
-              <w:line w:line="240" w:lineRule="auto"/>
+              <w:spacing w:after="40" w:line="240" w:lineRule="auto"/>
             </w:pPr>
             <w:r>
               <w:rPr>
-                <w:rFonts w:ascii="Calibri" w:hAnsi="Calibri" w:eastAsia="Calibri"/>
-                <w:b w:val="0"/>
                 <w:color w:val="333333"/>
-                <w:sz w:val="18"/>
+                <w:sz w:val="19"/>
+              </w:rPr>
+              <w:t xml:space="preserve">3</w:t>
+            </w:r>
+          </w:p>
+        </w:tc>
+        <w:tc>
+          <w:tcPr>
+            <w:shd w:val="clear" w:color="auto" w:fill="F8F9FA"/>
+            <w:tcMar>
+              <w:top w:w="120" w:type="dxa"/>
+              <w:bottom w:w="120" w:type="dxa"/>
+              <w:left w:w="160" w:type="dxa"/>
+              <w:right w:w="160" w:type="dxa"/>
+            </w:tcMar>
+          </w:tcPr>
+          <w:p>
+            <w:pPr>
+              <w:spacing w:after="40" w:line="240" w:lineRule="auto"/>
+            </w:pPr>
+            <w:r>
+              <w:rPr>
+                <w:color w:val="333333"/>
+                <w:sz w:val="19"/>
+              </w:rPr>
+              <w:t xml:space="preserve">Login, tokens JWT, invalidação de senha e logout.</w:t>
+            </w:r>
+          </w:p>
+        </w:tc>
+        <w:tc>
+          <w:tcPr>
+            <w:shd w:val="clear" w:color="auto" w:fill="F8F9FA"/>
+            <w:tcMar>
+              <w:top w:w="120" w:type="dxa"/>
+              <w:bottom w:w="120" w:type="dxa"/>
+              <w:left w:w="160" w:type="dxa"/>
+              <w:right w:w="160" w:type="dxa"/>
+            </w:tcMar>
+          </w:tcPr>
+          <w:p>
+            <w:pPr>
+              <w:spacing w:after="40" w:line="240" w:lineRule="auto"/>
+            </w:pPr>
+            <w:r>
+              <w:rPr>
+                <w:color w:val="333333"/>
+                <w:sz w:val="19"/>
+              </w:rPr>
+              <w:t xml:space="preserve">APROVADO</w:t>
+            </w:r>
+          </w:p>
+        </w:tc>
+      </w:tr>
+      <w:tr>
+        <w:tc>
+          <w:tcPr>
+            <w:shd w:val="clear" w:color="auto" w:fill="F8F9FA"/>
+            <w:tcMar>
+              <w:top w:w="120" w:type="dxa"/>
+              <w:bottom w:w="120" w:type="dxa"/>
+              <w:left w:w="160" w:type="dxa"/>
+              <w:right w:w="160" w:type="dxa"/>
+            </w:tcMar>
+          </w:tcPr>
+          <w:p>
+            <w:pPr>
+              <w:spacing w:after="40" w:line="240" w:lineRule="auto"/>
+            </w:pPr>
+            <w:r>
+              <w:rPr>
+                <w:color w:val="333333"/>
+                <w:sz w:val="19"/>
+              </w:rPr>
+              <w:t xml:space="preserve">catalog.test.js</w:t>
+            </w:r>
+          </w:p>
+        </w:tc>
+        <w:tc>
+          <w:tcPr>
+            <w:shd w:val="clear" w:color="auto" w:fill="F8F9FA"/>
+            <w:tcMar>
+              <w:top w:w="120" w:type="dxa"/>
+              <w:bottom w:w="120" w:type="dxa"/>
+              <w:left w:w="160" w:type="dxa"/>
+              <w:right w:w="160" w:type="dxa"/>
+            </w:tcMar>
+          </w:tcPr>
+          <w:p>
+            <w:pPr>
+              <w:spacing w:after="40" w:line="240" w:lineRule="auto"/>
+            </w:pPr>
+            <w:r>
+              <w:rPr>
+                <w:color w:val="333333"/>
+                <w:sz w:val="19"/>
+              </w:rPr>
+              <w:t xml:space="preserve">2</w:t>
+            </w:r>
+          </w:p>
+        </w:tc>
+        <w:tc>
+          <w:tcPr>
+            <w:shd w:val="clear" w:color="auto" w:fill="F8F9FA"/>
+            <w:tcMar>
+              <w:top w:w="120" w:type="dxa"/>
+              <w:bottom w:w="120" w:type="dxa"/>
+              <w:left w:w="160" w:type="dxa"/>
+              <w:right w:w="160" w:type="dxa"/>
+            </w:tcMar>
+          </w:tcPr>
+          <w:p>
+            <w:pPr>
+              <w:spacing w:after="40" w:line="240" w:lineRule="auto"/>
+            </w:pPr>
+            <w:r>
+              <w:rPr>
+                <w:color w:val="333333"/>
+                <w:sz w:val="19"/>
+              </w:rPr>
+              <w:t xml:space="preserve">Consulta de produtos, filtros por SKU e promoções.</w:t>
+            </w:r>
+          </w:p>
+        </w:tc>
+        <w:tc>
+          <w:tcPr>
+            <w:shd w:val="clear" w:color="auto" w:fill="F8F9FA"/>
+            <w:tcMar>
+              <w:top w:w="120" w:type="dxa"/>
+              <w:bottom w:w="120" w:type="dxa"/>
+              <w:left w:w="160" w:type="dxa"/>
+              <w:right w:w="160" w:type="dxa"/>
+            </w:tcMar>
+          </w:tcPr>
+          <w:p>
+            <w:pPr>
+              <w:spacing w:after="40" w:line="240" w:lineRule="auto"/>
+            </w:pPr>
+            <w:r>
+              <w:rPr>
+                <w:color w:val="333333"/>
+                <w:sz w:val="19"/>
+              </w:rPr>
+              <w:t xml:space="preserve">APROVADO</w:t>
+            </w:r>
+          </w:p>
+        </w:tc>
+      </w:tr>
+      <w:tr>
+        <w:tc>
+          <w:tcPr>
+            <w:shd w:val="clear" w:color="auto" w:fill="F8F9FA"/>
+            <w:tcMar>
+              <w:top w:w="120" w:type="dxa"/>
+              <w:bottom w:w="120" w:type="dxa"/>
+              <w:left w:w="160" w:type="dxa"/>
+              <w:right w:w="160" w:type="dxa"/>
+            </w:tcMar>
+          </w:tcPr>
+          <w:p>
+            <w:pPr>
+              <w:spacing w:after="40" w:line="240" w:lineRule="auto"/>
+            </w:pPr>
+            <w:r>
+              <w:rPr>
+                <w:color w:val="333333"/>
+                <w:sz w:val="19"/>
+              </w:rPr>
+              <w:t xml:space="preserve">clients.test.js</w:t>
+            </w:r>
+          </w:p>
+        </w:tc>
+        <w:tc>
+          <w:tcPr>
+            <w:shd w:val="clear" w:color="auto" w:fill="F8F9FA"/>
+            <w:tcMar>
+              <w:top w:w="120" w:type="dxa"/>
+              <w:bottom w:w="120" w:type="dxa"/>
+              <w:left w:w="160" w:type="dxa"/>
+              <w:right w:w="160" w:type="dxa"/>
+            </w:tcMar>
+          </w:tcPr>
+          <w:p>
+            <w:pPr>
+              <w:spacing w:after="40" w:line="240" w:lineRule="auto"/>
+            </w:pPr>
+            <w:r>
+              <w:rPr>
+                <w:color w:val="333333"/>
+                <w:sz w:val="19"/>
+              </w:rPr>
+              <w:t xml:space="preserve">3</w:t>
+            </w:r>
+          </w:p>
+        </w:tc>
+        <w:tc>
+          <w:tcPr>
+            <w:shd w:val="clear" w:color="auto" w:fill="F8F9FA"/>
+            <w:tcMar>
+              <w:top w:w="120" w:type="dxa"/>
+              <w:bottom w:w="120" w:type="dxa"/>
+              <w:left w:w="160" w:type="dxa"/>
+              <w:right w:w="160" w:type="dxa"/>
+            </w:tcMar>
+          </w:tcPr>
+          <w:p>
+            <w:pPr>
+              <w:spacing w:after="40" w:line="240" w:lineRule="auto"/>
+            </w:pPr>
+            <w:r>
+              <w:rPr>
+                <w:color w:val="333333"/>
+                <w:sz w:val="19"/>
+              </w:rPr>
+              <w:t xml:space="preserve">Cadastro, CNPJ/CPF, carteira de vendedores e busca.</w:t>
+            </w:r>
+          </w:p>
+        </w:tc>
+        <w:tc>
+          <w:tcPr>
+            <w:shd w:val="clear" w:color="auto" w:fill="F8F9FA"/>
+            <w:tcMar>
+              <w:top w:w="120" w:type="dxa"/>
+              <w:bottom w:w="120" w:type="dxa"/>
+              <w:left w:w="160" w:type="dxa"/>
+              <w:right w:w="160" w:type="dxa"/>
+            </w:tcMar>
+          </w:tcPr>
+          <w:p>
+            <w:pPr>
+              <w:spacing w:after="40" w:line="240" w:lineRule="auto"/>
+            </w:pPr>
+            <w:r>
+              <w:rPr>
+                <w:color w:val="333333"/>
+                <w:sz w:val="19"/>
+              </w:rPr>
+              <w:t xml:space="preserve">APROVADO</w:t>
+            </w:r>
+          </w:p>
+        </w:tc>
+      </w:tr>
+      <w:tr>
+        <w:tc>
+          <w:tcPr>
+            <w:shd w:val="clear" w:color="auto" w:fill="F8F9FA"/>
+            <w:tcMar>
+              <w:top w:w="120" w:type="dxa"/>
+              <w:bottom w:w="120" w:type="dxa"/>
+              <w:left w:w="160" w:type="dxa"/>
+              <w:right w:w="160" w:type="dxa"/>
+            </w:tcMar>
+          </w:tcPr>
+          <w:p>
+            <w:pPr>
+              <w:spacing w:after="40" w:line="240" w:lineRule="auto"/>
+            </w:pPr>
+            <w:r>
+              <w:rPr>
+                <w:color w:val="333333"/>
+                <w:sz w:val="19"/>
+              </w:rPr>
+              <w:t xml:space="preserve">crm.test.js</w:t>
+            </w:r>
+          </w:p>
+        </w:tc>
+        <w:tc>
+          <w:tcPr>
+            <w:shd w:val="clear" w:color="auto" w:fill="F8F9FA"/>
+            <w:tcMar>
+              <w:top w:w="120" w:type="dxa"/>
+              <w:bottom w:w="120" w:type="dxa"/>
+              <w:left w:w="160" w:type="dxa"/>
+              <w:right w:w="160" w:type="dxa"/>
+            </w:tcMar>
+          </w:tcPr>
+          <w:p>
+            <w:pPr>
+              <w:spacing w:after="40" w:line="240" w:lineRule="auto"/>
+            </w:pPr>
+            <w:r>
+              <w:rPr>
+                <w:color w:val="333333"/>
+                <w:sz w:val="19"/>
+              </w:rPr>
+              <w:t xml:space="preserve">4</w:t>
+            </w:r>
+          </w:p>
+        </w:tc>
+        <w:tc>
+          <w:tcPr>
+            <w:shd w:val="clear" w:color="auto" w:fill="F8F9FA"/>
+            <w:tcMar>
+              <w:top w:w="120" w:type="dxa"/>
+              <w:bottom w:w="120" w:type="dxa"/>
+              <w:left w:w="160" w:type="dxa"/>
+              <w:right w:w="160" w:type="dxa"/>
+            </w:tcMar>
+          </w:tcPr>
+          <w:p>
+            <w:pPr>
+              <w:spacing w:after="40" w:line="240" w:lineRule="auto"/>
+            </w:pPr>
+            <w:r>
+              <w:rPr>
+                <w:color w:val="333333"/>
+                <w:sz w:val="19"/>
+              </w:rPr>
+              <w:t xml:space="preserve">Interações, histórico de atendimentos e clonagem de pedidos.</w:t>
+            </w:r>
+          </w:p>
+        </w:tc>
+        <w:tc>
+          <w:tcPr>
+            <w:shd w:val="clear" w:color="auto" w:fill="F8F9FA"/>
+            <w:tcMar>
+              <w:top w:w="120" w:type="dxa"/>
+              <w:bottom w:w="120" w:type="dxa"/>
+              <w:left w:w="160" w:type="dxa"/>
+              <w:right w:w="160" w:type="dxa"/>
+            </w:tcMar>
+          </w:tcPr>
+          <w:p>
+            <w:pPr>
+              <w:spacing w:after="40" w:line="240" w:lineRule="auto"/>
+            </w:pPr>
+            <w:r>
+              <w:rPr>
+                <w:color w:val="333333"/>
+                <w:sz w:val="19"/>
+              </w:rPr>
+              <w:t xml:space="preserve">APROVADO</w:t>
+            </w:r>
+          </w:p>
+        </w:tc>
+      </w:tr>
+      <w:tr>
+        <w:tc>
+          <w:tcPr>
+            <w:shd w:val="clear" w:color="auto" w:fill="F8F9FA"/>
+            <w:tcMar>
+              <w:top w:w="120" w:type="dxa"/>
+              <w:bottom w:w="120" w:type="dxa"/>
+              <w:left w:w="160" w:type="dxa"/>
+              <w:right w:w="160" w:type="dxa"/>
+            </w:tcMar>
+          </w:tcPr>
+          <w:p>
+            <w:pPr>
+              <w:spacing w:after="40" w:line="240" w:lineRule="auto"/>
+            </w:pPr>
+            <w:r>
+              <w:rPr>
+                <w:color w:val="333333"/>
+                <w:sz w:val="19"/>
+              </w:rPr>
+              <w:t xml:space="preserve">dashboard.test.js</w:t>
+            </w:r>
+          </w:p>
+        </w:tc>
+        <w:tc>
+          <w:tcPr>
+            <w:shd w:val="clear" w:color="auto" w:fill="F8F9FA"/>
+            <w:tcMar>
+              <w:top w:w="120" w:type="dxa"/>
+              <w:bottom w:w="120" w:type="dxa"/>
+              <w:left w:w="160" w:type="dxa"/>
+              <w:right w:w="160" w:type="dxa"/>
+            </w:tcMar>
+          </w:tcPr>
+          <w:p>
+            <w:pPr>
+              <w:spacing w:after="40" w:line="240" w:lineRule="auto"/>
+            </w:pPr>
+            <w:r>
+              <w:rPr>
+                <w:color w:val="333333"/>
+                <w:sz w:val="19"/>
+              </w:rPr>
+              <w:t xml:space="preserve">3</w:t>
+            </w:r>
+          </w:p>
+        </w:tc>
+        <w:tc>
+          <w:tcPr>
+            <w:shd w:val="clear" w:color="auto" w:fill="F8F9FA"/>
+            <w:tcMar>
+              <w:top w:w="120" w:type="dxa"/>
+              <w:bottom w:w="120" w:type="dxa"/>
+              <w:left w:w="160" w:type="dxa"/>
+              <w:right w:w="160" w:type="dxa"/>
+            </w:tcMar>
+          </w:tcPr>
+          <w:p>
+            <w:pPr>
+              <w:spacing w:after="40" w:line="240" w:lineRule="auto"/>
+            </w:pPr>
+            <w:r>
+              <w:rPr>
+                <w:color w:val="333333"/>
+                <w:sz w:val="19"/>
+              </w:rPr>
+              <w:t xml:space="preserve">Indicadores de faturamento, tickets e metas de vendedores.</w:t>
+            </w:r>
+          </w:p>
+        </w:tc>
+        <w:tc>
+          <w:tcPr>
+            <w:shd w:val="clear" w:color="auto" w:fill="F8F9FA"/>
+            <w:tcMar>
+              <w:top w:w="120" w:type="dxa"/>
+              <w:bottom w:w="120" w:type="dxa"/>
+              <w:left w:w="160" w:type="dxa"/>
+              <w:right w:w="160" w:type="dxa"/>
+            </w:tcMar>
+          </w:tcPr>
+          <w:p>
+            <w:pPr>
+              <w:spacing w:after="40" w:line="240" w:lineRule="auto"/>
+            </w:pPr>
+            <w:r>
+              <w:rPr>
+                <w:color w:val="333333"/>
+                <w:sz w:val="19"/>
+              </w:rPr>
+              <w:t xml:space="preserve">APROVADO</w:t>
+            </w:r>
+          </w:p>
+        </w:tc>
+      </w:tr>
+      <w:tr>
+        <w:tc>
+          <w:tcPr>
+            <w:shd w:val="clear" w:color="auto" w:fill="F8F9FA"/>
+            <w:tcMar>
+              <w:top w:w="120" w:type="dxa"/>
+              <w:bottom w:w="120" w:type="dxa"/>
+              <w:left w:w="160" w:type="dxa"/>
+              <w:right w:w="160" w:type="dxa"/>
+            </w:tcMar>
+          </w:tcPr>
+          <w:p>
+            <w:pPr>
+              <w:spacing w:after="40" w:line="240" w:lineRule="auto"/>
+            </w:pPr>
+            <w:r>
+              <w:rPr>
+                <w:color w:val="333333"/>
+                <w:sz w:val="19"/>
+              </w:rPr>
+              <w:t xml:space="preserve">direct_delivery_complete.test.js</w:t>
+            </w:r>
+          </w:p>
+        </w:tc>
+        <w:tc>
+          <w:tcPr>
+            <w:shd w:val="clear" w:color="auto" w:fill="F8F9FA"/>
+            <w:tcMar>
+              <w:top w:w="120" w:type="dxa"/>
+              <w:bottom w:w="120" w:type="dxa"/>
+              <w:left w:w="160" w:type="dxa"/>
+              <w:right w:w="160" w:type="dxa"/>
+            </w:tcMar>
+          </w:tcPr>
+          <w:p>
+            <w:pPr>
+              <w:spacing w:after="40" w:line="240" w:lineRule="auto"/>
+            </w:pPr>
+            <w:r>
+              <w:rPr>
+                <w:color w:val="333333"/>
+                <w:sz w:val="19"/>
+              </w:rPr>
+              <w:t xml:space="preserve">4</w:t>
+            </w:r>
+          </w:p>
+        </w:tc>
+        <w:tc>
+          <w:tcPr>
+            <w:shd w:val="clear" w:color="auto" w:fill="F8F9FA"/>
+            <w:tcMar>
+              <w:top w:w="120" w:type="dxa"/>
+              <w:bottom w:w="120" w:type="dxa"/>
+              <w:left w:w="160" w:type="dxa"/>
+              <w:right w:w="160" w:type="dxa"/>
+            </w:tcMar>
+          </w:tcPr>
+          <w:p>
+            <w:pPr>
+              <w:spacing w:after="40" w:line="240" w:lineRule="auto"/>
+            </w:pPr>
+            <w:r>
+              <w:rPr>
+                <w:color w:val="333333"/>
+                <w:sz w:val="19"/>
+              </w:rPr>
+              <w:t xml:space="preserve">Baixa expressa direta pela Torre sem veículo.</w:t>
+            </w:r>
+          </w:p>
+        </w:tc>
+        <w:tc>
+          <w:tcPr>
+            <w:shd w:val="clear" w:color="auto" w:fill="F8F9FA"/>
+            <w:tcMar>
+              <w:top w:w="120" w:type="dxa"/>
+              <w:bottom w:w="120" w:type="dxa"/>
+              <w:left w:w="160" w:type="dxa"/>
+              <w:right w:w="160" w:type="dxa"/>
+            </w:tcMar>
+          </w:tcPr>
+          <w:p>
+            <w:pPr>
+              <w:spacing w:after="40" w:line="240" w:lineRule="auto"/>
+            </w:pPr>
+            <w:r>
+              <w:rPr>
+                <w:color w:val="333333"/>
+                <w:sz w:val="19"/>
+              </w:rPr>
+              <w:t xml:space="preserve">APROVADO</w:t>
+            </w:r>
+          </w:p>
+        </w:tc>
+      </w:tr>
+      <w:tr>
+        <w:tc>
+          <w:tcPr>
+            <w:shd w:val="clear" w:color="auto" w:fill="F8F9FA"/>
+            <w:tcMar>
+              <w:top w:w="120" w:type="dxa"/>
+              <w:bottom w:w="120" w:type="dxa"/>
+              <w:left w:w="160" w:type="dxa"/>
+              <w:right w:w="160" w:type="dxa"/>
+            </w:tcMar>
+          </w:tcPr>
+          <w:p>
+            <w:pPr>
+              <w:spacing w:after="40" w:line="240" w:lineRule="auto"/>
+            </w:pPr>
+            <w:r>
+              <w:rPr>
+                <w:color w:val="333333"/>
+                <w:sz w:val="19"/>
+              </w:rPr>
+              <w:t xml:space="preserve">fresh_install.test.js</w:t>
+            </w:r>
+          </w:p>
+        </w:tc>
+        <w:tc>
+          <w:tcPr>
+            <w:shd w:val="clear" w:color="auto" w:fill="F8F9FA"/>
+            <w:tcMar>
+              <w:top w:w="120" w:type="dxa"/>
+              <w:bottom w:w="120" w:type="dxa"/>
+              <w:left w:w="160" w:type="dxa"/>
+              <w:right w:w="160" w:type="dxa"/>
+            </w:tcMar>
+          </w:tcPr>
+          <w:p>
+            <w:pPr>
+              <w:spacing w:after="40" w:line="240" w:lineRule="auto"/>
+            </w:pPr>
+            <w:r>
+              <w:rPr>
+                <w:color w:val="333333"/>
+                <w:sz w:val="19"/>
+              </w:rPr>
+              <w:t xml:space="preserve">1</w:t>
+            </w:r>
+          </w:p>
+        </w:tc>
+        <w:tc>
+          <w:tcPr>
+            <w:shd w:val="clear" w:color="auto" w:fill="F8F9FA"/>
+            <w:tcMar>
+              <w:top w:w="120" w:type="dxa"/>
+              <w:bottom w:w="120" w:type="dxa"/>
+              <w:left w:w="160" w:type="dxa"/>
+              <w:right w:w="160" w:type="dxa"/>
+            </w:tcMar>
+          </w:tcPr>
+          <w:p>
+            <w:pPr>
+              <w:spacing w:after="40" w:line="240" w:lineRule="auto"/>
+            </w:pPr>
+            <w:r>
+              <w:rPr>
+                <w:color w:val="333333"/>
+                <w:sz w:val="19"/>
+              </w:rPr>
+              <w:t xml:space="preserve">Instalação limpa, banco inicial e token de primeiro admin.</w:t>
+            </w:r>
+          </w:p>
+        </w:tc>
+        <w:tc>
+          <w:tcPr>
+            <w:shd w:val="clear" w:color="auto" w:fill="F8F9FA"/>
+            <w:tcMar>
+              <w:top w:w="120" w:type="dxa"/>
+              <w:bottom w:w="120" w:type="dxa"/>
+              <w:left w:w="160" w:type="dxa"/>
+              <w:right w:w="160" w:type="dxa"/>
+            </w:tcMar>
+          </w:tcPr>
+          <w:p>
+            <w:pPr>
+              <w:spacing w:after="40" w:line="240" w:lineRule="auto"/>
+            </w:pPr>
+            <w:r>
+              <w:rPr>
+                <w:color w:val="333333"/>
+                <w:sz w:val="19"/>
+              </w:rPr>
+              <w:t xml:space="preserve">APROVADO</w:t>
+            </w:r>
+          </w:p>
+        </w:tc>
+      </w:tr>
+      <w:tr>
+        <w:tc>
+          <w:tcPr>
+            <w:shd w:val="clear" w:color="auto" w:fill="F8F9FA"/>
+            <w:tcMar>
+              <w:top w:w="120" w:type="dxa"/>
+              <w:bottom w:w="120" w:type="dxa"/>
+              <w:left w:w="160" w:type="dxa"/>
+              <w:right w:w="160" w:type="dxa"/>
+            </w:tcMar>
+          </w:tcPr>
+          <w:p>
+            <w:pPr>
+              <w:spacing w:after="40" w:line="240" w:lineRule="auto"/>
+            </w:pPr>
+            <w:r>
+              <w:rPr>
+                <w:color w:val="333333"/>
+                <w:sz w:val="19"/>
+              </w:rPr>
+              <w:t xml:space="preserve">logistics.test.js</w:t>
+            </w:r>
+          </w:p>
+        </w:tc>
+        <w:tc>
+          <w:tcPr>
+            <w:shd w:val="clear" w:color="auto" w:fill="F8F9FA"/>
+            <w:tcMar>
+              <w:top w:w="120" w:type="dxa"/>
+              <w:bottom w:w="120" w:type="dxa"/>
+              <w:left w:w="160" w:type="dxa"/>
+              <w:right w:w="160" w:type="dxa"/>
+            </w:tcMar>
+          </w:tcPr>
+          <w:p>
+            <w:pPr>
+              <w:spacing w:after="40" w:line="240" w:lineRule="auto"/>
+            </w:pPr>
+            <w:r>
+              <w:rPr>
+                <w:color w:val="333333"/>
+                <w:sz w:val="19"/>
+              </w:rPr>
+              <w:t xml:space="preserve">3</w:t>
+            </w:r>
+          </w:p>
+        </w:tc>
+        <w:tc>
+          <w:tcPr>
+            <w:shd w:val="clear" w:color="auto" w:fill="F8F9FA"/>
+            <w:tcMar>
+              <w:top w:w="120" w:type="dxa"/>
+              <w:bottom w:w="120" w:type="dxa"/>
+              <w:left w:w="160" w:type="dxa"/>
+              <w:right w:w="160" w:type="dxa"/>
+            </w:tcMar>
+          </w:tcPr>
+          <w:p>
+            <w:pPr>
+              <w:spacing w:after="40" w:line="240" w:lineRule="auto"/>
+            </w:pPr>
+            <w:r>
+              <w:rPr>
+                <w:color w:val="333333"/>
+                <w:sz w:val="19"/>
+              </w:rPr>
+              <w:t xml:space="preserve">Formação de rotas e cálculo de sequenciamento.</w:t>
+            </w:r>
+          </w:p>
+        </w:tc>
+        <w:tc>
+          <w:tcPr>
+            <w:shd w:val="clear" w:color="auto" w:fill="F8F9FA"/>
+            <w:tcMar>
+              <w:top w:w="120" w:type="dxa"/>
+              <w:bottom w:w="120" w:type="dxa"/>
+              <w:left w:w="160" w:type="dxa"/>
+              <w:right w:w="160" w:type="dxa"/>
+            </w:tcMar>
+          </w:tcPr>
+          <w:p>
+            <w:pPr>
+              <w:spacing w:after="40" w:line="240" w:lineRule="auto"/>
+            </w:pPr>
+            <w:r>
+              <w:rPr>
+                <w:color w:val="333333"/>
+                <w:sz w:val="19"/>
+              </w:rPr>
+              <w:t xml:space="preserve">APROVADO</w:t>
+            </w:r>
+          </w:p>
+        </w:tc>
+      </w:tr>
+      <w:tr>
+        <w:tc>
+          <w:tcPr>
+            <w:shd w:val="clear" w:color="auto" w:fill="F8F9FA"/>
+            <w:tcMar>
+              <w:top w:w="120" w:type="dxa"/>
+              <w:bottom w:w="120" w:type="dxa"/>
+              <w:left w:w="160" w:type="dxa"/>
+              <w:right w:w="160" w:type="dxa"/>
+            </w:tcMar>
+          </w:tcPr>
+          <w:p>
+            <w:pPr>
+              <w:spacing w:after="40" w:line="240" w:lineRule="auto"/>
+            </w:pPr>
+            <w:r>
+              <w:rPr>
+                <w:color w:val="333333"/>
+                <w:sz w:val="19"/>
+              </w:rPr>
+              <w:t xml:space="preserve">logistics_extended.test.js</w:t>
+            </w:r>
+          </w:p>
+        </w:tc>
+        <w:tc>
+          <w:tcPr>
+            <w:shd w:val="clear" w:color="auto" w:fill="F8F9FA"/>
+            <w:tcMar>
+              <w:top w:w="120" w:type="dxa"/>
+              <w:bottom w:w="120" w:type="dxa"/>
+              <w:left w:w="160" w:type="dxa"/>
+              <w:right w:w="160" w:type="dxa"/>
+            </w:tcMar>
+          </w:tcPr>
+          <w:p>
+            <w:pPr>
+              <w:spacing w:after="40" w:line="240" w:lineRule="auto"/>
+            </w:pPr>
+            <w:r>
+              <w:rPr>
+                <w:color w:val="333333"/>
+                <w:sz w:val="19"/>
               </w:rPr>
               <w:t xml:space="preserve">5</w:t>
             </w:r>
@@ -488,41 +1362,47 @@
         </w:tc>
         <w:tc>
           <w:tcPr>
-            <w:tcW w:type="dxa" w:w="4472"/>
+            <w:shd w:val="clear" w:color="auto" w:fill="F8F9FA"/>
+            <w:tcMar>
+              <w:top w:w="120" w:type="dxa"/>
+              <w:bottom w:w="120" w:type="dxa"/>
+              <w:left w:w="160" w:type="dxa"/>
+              <w:right w:w="160" w:type="dxa"/>
+            </w:tcMar>
           </w:tcPr>
           <w:p>
             <w:pPr>
-              <w:spacing w:before="40" w:after="40"/>
-              <w:line w:line="240" w:lineRule="auto"/>
+              <w:spacing w:after="40" w:line="240" w:lineRule="auto"/>
             </w:pPr>
             <w:r>
               <w:rPr>
-                <w:rFonts w:ascii="Calibri" w:hAnsi="Calibri" w:eastAsia="Calibri"/>
-                <w:b w:val="0"/>
                 <w:color w:val="333333"/>
-                <w:sz w:val="18"/>
+                <w:sz w:val="19"/>
               </w:rPr>
-              <w:t xml:space="preserve">EmissÃ£o de JWT, validaÃ§Ã£o de hash bcrypt, expiraÃ§Ã£o de sessÃ£o e bloqueio.</w:t>
+              <w:t xml:space="preserve">Agrupamento por bairros e conferência de carregamento.</w:t>
             </w:r>
           </w:p>
         </w:tc>
         <w:tc>
           <w:tcPr>
-            <w:tcW w:type="dxa" w:w="1400"/>
+            <w:shd w:val="clear" w:color="auto" w:fill="F8F9FA"/>
+            <w:tcMar>
+              <w:top w:w="120" w:type="dxa"/>
+              <w:bottom w:w="120" w:type="dxa"/>
+              <w:left w:w="160" w:type="dxa"/>
+              <w:right w:w="160" w:type="dxa"/>
+            </w:tcMar>
           </w:tcPr>
           <w:p>
             <w:pPr>
-              <w:spacing w:before="40" w:after="40"/>
-              <w:line w:line="240" w:lineRule="auto"/>
+              <w:spacing w:after="40" w:line="240" w:lineRule="auto"/>
             </w:pPr>
             <w:r>
               <w:rPr>
-                <w:rFonts w:ascii="Calibri" w:hAnsi="Calibri" w:eastAsia="Calibri"/>
-                <w:b w:val="0"/>
                 <w:color w:val="333333"/>
-                <w:sz w:val="18"/>
+                <w:sz w:val="19"/>
               </w:rPr>
-              <w:t xml:space="preserve">Aprovado 100%</w:t>
+              <w:t xml:space="preserve">APROVADO</w:t>
             </w:r>
           </w:p>
         </w:tc>
@@ -530,41 +1410,891 @@
       <w:tr>
         <w:tc>
           <w:tcPr>
-            <w:tcW w:type="dxa" w:w="3200"/>
-            <w:shd w:fill="F0F4F8"/>
+            <w:shd w:val="clear" w:color="auto" w:fill="F8F9FA"/>
+            <w:tcMar>
+              <w:top w:w="120" w:type="dxa"/>
+              <w:bottom w:w="120" w:type="dxa"/>
+              <w:left w:w="160" w:type="dxa"/>
+              <w:right w:w="160" w:type="dxa"/>
+            </w:tcMar>
           </w:tcPr>
           <w:p>
             <w:pPr>
-              <w:spacing w:before="40" w:after="40"/>
-              <w:line w:line="240" w:lineRule="auto"/>
+              <w:spacing w:after="40" w:line="240" w:lineRule="auto"/>
             </w:pPr>
             <w:r>
               <w:rPr>
-                <w:rFonts w:ascii="Calibri" w:hAnsi="Calibri" w:eastAsia="Calibri"/>
-                <w:b w:val="0"/>
                 <w:color w:val="333333"/>
-                <w:sz w:val="18"/>
+                <w:sz w:val="19"/>
               </w:rPr>
-              <w:t xml:space="preserve">permissions.test.js</w:t>
+              <w:t xml:space="preserve">logistics_lifecycle_exhaustive.test.js</w:t>
             </w:r>
           </w:p>
         </w:tc>
         <w:tc>
           <w:tcPr>
-            <w:tcW w:type="dxa" w:w="900"/>
-            <w:shd w:fill="F0F4F8"/>
+            <w:shd w:val="clear" w:color="auto" w:fill="F8F9FA"/>
+            <w:tcMar>
+              <w:top w:w="120" w:type="dxa"/>
+              <w:bottom w:w="120" w:type="dxa"/>
+              <w:left w:w="160" w:type="dxa"/>
+              <w:right w:w="160" w:type="dxa"/>
+            </w:tcMar>
           </w:tcPr>
           <w:p>
             <w:pPr>
-              <w:spacing w:before="40" w:after="40"/>
-              <w:line w:line="240" w:lineRule="auto"/>
+              <w:spacing w:after="40" w:line="240" w:lineRule="auto"/>
             </w:pPr>
             <w:r>
               <w:rPr>
-                <w:rFonts w:ascii="Calibri" w:hAnsi="Calibri" w:eastAsia="Calibri"/>
-                <w:b w:val="0"/>
                 <w:color w:val="333333"/>
-                <w:sz w:val="18"/>
+                <w:sz w:val="19"/>
+              </w:rPr>
+              <w:t xml:space="preserve">23</w:t>
+            </w:r>
+          </w:p>
+        </w:tc>
+        <w:tc>
+          <w:tcPr>
+            <w:shd w:val="clear" w:color="auto" w:fill="F8F9FA"/>
+            <w:tcMar>
+              <w:top w:w="120" w:type="dxa"/>
+              <w:bottom w:w="120" w:type="dxa"/>
+              <w:left w:w="160" w:type="dxa"/>
+              <w:right w:w="160" w:type="dxa"/>
+            </w:tcMar>
+          </w:tcPr>
+          <w:p>
+            <w:pPr>
+              <w:spacing w:after="40" w:line="240" w:lineRule="auto"/>
+            </w:pPr>
+            <w:r>
+              <w:rPr>
+                <w:color w:val="333333"/>
+                <w:sz w:val="19"/>
+              </w:rPr>
+              <w:t xml:space="preserve">Ciclo completo de entrega, retorno, reversão e baixa.</w:t>
+            </w:r>
+          </w:p>
+        </w:tc>
+        <w:tc>
+          <w:tcPr>
+            <w:shd w:val="clear" w:color="auto" w:fill="F8F9FA"/>
+            <w:tcMar>
+              <w:top w:w="120" w:type="dxa"/>
+              <w:bottom w:w="120" w:type="dxa"/>
+              <w:left w:w="160" w:type="dxa"/>
+              <w:right w:w="160" w:type="dxa"/>
+            </w:tcMar>
+          </w:tcPr>
+          <w:p>
+            <w:pPr>
+              <w:spacing w:after="40" w:line="240" w:lineRule="auto"/>
+            </w:pPr>
+            <w:r>
+              <w:rPr>
+                <w:color w:val="333333"/>
+                <w:sz w:val="19"/>
+              </w:rPr>
+              <w:t xml:space="preserve">APROVADO</w:t>
+            </w:r>
+          </w:p>
+        </w:tc>
+      </w:tr>
+      <w:tr>
+        <w:tc>
+          <w:tcPr>
+            <w:shd w:val="clear" w:color="auto" w:fill="F8F9FA"/>
+            <w:tcMar>
+              <w:top w:w="120" w:type="dxa"/>
+              <w:bottom w:w="120" w:type="dxa"/>
+              <w:left w:w="160" w:type="dxa"/>
+              <w:right w:w="160" w:type="dxa"/>
+            </w:tcMar>
+          </w:tcPr>
+          <w:p>
+            <w:pPr>
+              <w:spacing w:after="40" w:line="240" w:lineRule="auto"/>
+            </w:pPr>
+            <w:r>
+              <w:rPr>
+                <w:color w:val="333333"/>
+                <w:sz w:val="19"/>
+              </w:rPr>
+              <w:t xml:space="preserve">orders.test.js</w:t>
+            </w:r>
+          </w:p>
+        </w:tc>
+        <w:tc>
+          <w:tcPr>
+            <w:shd w:val="clear" w:color="auto" w:fill="F8F9FA"/>
+            <w:tcMar>
+              <w:top w:w="120" w:type="dxa"/>
+              <w:bottom w:w="120" w:type="dxa"/>
+              <w:left w:w="160" w:type="dxa"/>
+              <w:right w:w="160" w:type="dxa"/>
+            </w:tcMar>
+          </w:tcPr>
+          <w:p>
+            <w:pPr>
+              <w:spacing w:after="40" w:line="240" w:lineRule="auto"/>
+            </w:pPr>
+            <w:r>
+              <w:rPr>
+                <w:color w:val="333333"/>
+                <w:sz w:val="19"/>
+              </w:rPr>
+              <w:t xml:space="preserve">2</w:t>
+            </w:r>
+          </w:p>
+        </w:tc>
+        <w:tc>
+          <w:tcPr>
+            <w:shd w:val="clear" w:color="auto" w:fill="F8F9FA"/>
+            <w:tcMar>
+              <w:top w:w="120" w:type="dxa"/>
+              <w:bottom w:w="120" w:type="dxa"/>
+              <w:left w:w="160" w:type="dxa"/>
+              <w:right w:w="160" w:type="dxa"/>
+            </w:tcMar>
+          </w:tcPr>
+          <w:p>
+            <w:pPr>
+              <w:spacing w:after="40" w:line="240" w:lineRule="auto"/>
+            </w:pPr>
+            <w:r>
+              <w:rPr>
+                <w:color w:val="333333"/>
+                <w:sz w:val="19"/>
+              </w:rPr>
+              <w:t xml:space="preserve">Criação de pedidos com desconto e reserva de estoque.</w:t>
+            </w:r>
+          </w:p>
+        </w:tc>
+        <w:tc>
+          <w:tcPr>
+            <w:shd w:val="clear" w:color="auto" w:fill="F8F9FA"/>
+            <w:tcMar>
+              <w:top w:w="120" w:type="dxa"/>
+              <w:bottom w:w="120" w:type="dxa"/>
+              <w:left w:w="160" w:type="dxa"/>
+              <w:right w:w="160" w:type="dxa"/>
+            </w:tcMar>
+          </w:tcPr>
+          <w:p>
+            <w:pPr>
+              <w:spacing w:after="40" w:line="240" w:lineRule="auto"/>
+            </w:pPr>
+            <w:r>
+              <w:rPr>
+                <w:color w:val="333333"/>
+                <w:sz w:val="19"/>
+              </w:rPr>
+              <w:t xml:space="preserve">APROVADO</w:t>
+            </w:r>
+          </w:p>
+        </w:tc>
+      </w:tr>
+      <w:tr>
+        <w:tc>
+          <w:tcPr>
+            <w:shd w:val="clear" w:color="auto" w:fill="F8F9FA"/>
+            <w:tcMar>
+              <w:top w:w="120" w:type="dxa"/>
+              <w:bottom w:w="120" w:type="dxa"/>
+              <w:left w:w="160" w:type="dxa"/>
+              <w:right w:w="160" w:type="dxa"/>
+            </w:tcMar>
+          </w:tcPr>
+          <w:p>
+            <w:pPr>
+              <w:spacing w:after="40" w:line="240" w:lineRule="auto"/>
+            </w:pPr>
+            <w:r>
+              <w:rPr>
+                <w:color w:val="333333"/>
+                <w:sz w:val="19"/>
+              </w:rPr>
+              <w:t xml:space="preserve">orders_extended.test.js</w:t>
+            </w:r>
+          </w:p>
+        </w:tc>
+        <w:tc>
+          <w:tcPr>
+            <w:shd w:val="clear" w:color="auto" w:fill="F8F9FA"/>
+            <w:tcMar>
+              <w:top w:w="120" w:type="dxa"/>
+              <w:bottom w:w="120" w:type="dxa"/>
+              <w:left w:w="160" w:type="dxa"/>
+              <w:right w:w="160" w:type="dxa"/>
+            </w:tcMar>
+          </w:tcPr>
+          <w:p>
+            <w:pPr>
+              <w:spacing w:after="40" w:line="240" w:lineRule="auto"/>
+            </w:pPr>
+            <w:r>
+              <w:rPr>
+                <w:color w:val="333333"/>
+                <w:sz w:val="19"/>
+              </w:rPr>
+              <w:t xml:space="preserve">10</w:t>
+            </w:r>
+          </w:p>
+        </w:tc>
+        <w:tc>
+          <w:tcPr>
+            <w:shd w:val="clear" w:color="auto" w:fill="F8F9FA"/>
+            <w:tcMar>
+              <w:top w:w="120" w:type="dxa"/>
+              <w:bottom w:w="120" w:type="dxa"/>
+              <w:left w:w="160" w:type="dxa"/>
+              <w:right w:w="160" w:type="dxa"/>
+            </w:tcMar>
+          </w:tcPr>
+          <w:p>
+            <w:pPr>
+              <w:spacing w:after="40" w:line="240" w:lineRule="auto"/>
+            </w:pPr>
+            <w:r>
+              <w:rPr>
+                <w:color w:val="333333"/>
+                <w:sz w:val="19"/>
+              </w:rPr>
+              <w:t xml:space="preserve">Cancelamento com estorno, recálculo e precisão em centavos.</w:t>
+            </w:r>
+          </w:p>
+        </w:tc>
+        <w:tc>
+          <w:tcPr>
+            <w:shd w:val="clear" w:color="auto" w:fill="F8F9FA"/>
+            <w:tcMar>
+              <w:top w:w="120" w:type="dxa"/>
+              <w:bottom w:w="120" w:type="dxa"/>
+              <w:left w:w="160" w:type="dxa"/>
+              <w:right w:w="160" w:type="dxa"/>
+            </w:tcMar>
+          </w:tcPr>
+          <w:p>
+            <w:pPr>
+              <w:spacing w:after="40" w:line="240" w:lineRule="auto"/>
+            </w:pPr>
+            <w:r>
+              <w:rPr>
+                <w:color w:val="333333"/>
+                <w:sz w:val="19"/>
+              </w:rPr>
+              <w:t xml:space="preserve">APROVADO</w:t>
+            </w:r>
+          </w:p>
+        </w:tc>
+      </w:tr>
+      <w:tr>
+        <w:tc>
+          <w:tcPr>
+            <w:shd w:val="clear" w:color="auto" w:fill="F8F9FA"/>
+            <w:tcMar>
+              <w:top w:w="120" w:type="dxa"/>
+              <w:bottom w:w="120" w:type="dxa"/>
+              <w:left w:w="160" w:type="dxa"/>
+              <w:right w:w="160" w:type="dxa"/>
+            </w:tcMar>
+          </w:tcPr>
+          <w:p>
+            <w:pPr>
+              <w:spacing w:after="40" w:line="240" w:lineRule="auto"/>
+            </w:pPr>
+            <w:r>
+              <w:rPr>
+                <w:color w:val="333333"/>
+                <w:sz w:val="19"/>
+              </w:rPr>
+              <w:t xml:space="preserve">price_tables.test.js</w:t>
+            </w:r>
+          </w:p>
+        </w:tc>
+        <w:tc>
+          <w:tcPr>
+            <w:shd w:val="clear" w:color="auto" w:fill="F8F9FA"/>
+            <w:tcMar>
+              <w:top w:w="120" w:type="dxa"/>
+              <w:bottom w:w="120" w:type="dxa"/>
+              <w:left w:w="160" w:type="dxa"/>
+              <w:right w:w="160" w:type="dxa"/>
+            </w:tcMar>
+          </w:tcPr>
+          <w:p>
+            <w:pPr>
+              <w:spacing w:after="40" w:line="240" w:lineRule="auto"/>
+            </w:pPr>
+            <w:r>
+              <w:rPr>
+                <w:color w:val="333333"/>
+                <w:sz w:val="19"/>
+              </w:rPr>
+              <w:t xml:space="preserve">8</w:t>
+            </w:r>
+          </w:p>
+        </w:tc>
+        <w:tc>
+          <w:tcPr>
+            <w:shd w:val="clear" w:color="auto" w:fill="F8F9FA"/>
+            <w:tcMar>
+              <w:top w:w="120" w:type="dxa"/>
+              <w:bottom w:w="120" w:type="dxa"/>
+              <w:left w:w="160" w:type="dxa"/>
+              <w:right w:w="160" w:type="dxa"/>
+            </w:tcMar>
+          </w:tcPr>
+          <w:p>
+            <w:pPr>
+              <w:spacing w:after="40" w:line="240" w:lineRule="auto"/>
+            </w:pPr>
+            <w:r>
+              <w:rPr>
+                <w:color w:val="333333"/>
+                <w:sz w:val="19"/>
+              </w:rPr>
+              <w:t xml:space="preserve">Tabelas de preço, quantidade mínima e faixas de desconto.</w:t>
+            </w:r>
+          </w:p>
+        </w:tc>
+        <w:tc>
+          <w:tcPr>
+            <w:shd w:val="clear" w:color="auto" w:fill="F8F9FA"/>
+            <w:tcMar>
+              <w:top w:w="120" w:type="dxa"/>
+              <w:bottom w:w="120" w:type="dxa"/>
+              <w:left w:w="160" w:type="dxa"/>
+              <w:right w:w="160" w:type="dxa"/>
+            </w:tcMar>
+          </w:tcPr>
+          <w:p>
+            <w:pPr>
+              <w:spacing w:after="40" w:line="240" w:lineRule="auto"/>
+            </w:pPr>
+            <w:r>
+              <w:rPr>
+                <w:color w:val="333333"/>
+                <w:sz w:val="19"/>
+              </w:rPr>
+              <w:t xml:space="preserve">APROVADO</w:t>
+            </w:r>
+          </w:p>
+        </w:tc>
+      </w:tr>
+      <w:tr>
+        <w:tc>
+          <w:tcPr>
+            <w:shd w:val="clear" w:color="auto" w:fill="F8F9FA"/>
+            <w:tcMar>
+              <w:top w:w="120" w:type="dxa"/>
+              <w:bottom w:w="120" w:type="dxa"/>
+              <w:left w:w="160" w:type="dxa"/>
+              <w:right w:w="160" w:type="dxa"/>
+            </w:tcMar>
+          </w:tcPr>
+          <w:p>
+            <w:pPr>
+              <w:spacing w:after="40" w:line="240" w:lineRule="auto"/>
+            </w:pPr>
+            <w:r>
+              <w:rPr>
+                <w:color w:val="333333"/>
+                <w:sz w:val="19"/>
+              </w:rPr>
+              <w:t xml:space="preserve">realtime.test.js</w:t>
+            </w:r>
+          </w:p>
+        </w:tc>
+        <w:tc>
+          <w:tcPr>
+            <w:shd w:val="clear" w:color="auto" w:fill="F8F9FA"/>
+            <w:tcMar>
+              <w:top w:w="120" w:type="dxa"/>
+              <w:bottom w:w="120" w:type="dxa"/>
+              <w:left w:w="160" w:type="dxa"/>
+              <w:right w:w="160" w:type="dxa"/>
+            </w:tcMar>
+          </w:tcPr>
+          <w:p>
+            <w:pPr>
+              <w:spacing w:after="40" w:line="240" w:lineRule="auto"/>
+            </w:pPr>
+            <w:r>
+              <w:rPr>
+                <w:color w:val="333333"/>
+                <w:sz w:val="19"/>
+              </w:rPr>
+              <w:t xml:space="preserve">6</w:t>
+            </w:r>
+          </w:p>
+        </w:tc>
+        <w:tc>
+          <w:tcPr>
+            <w:shd w:val="clear" w:color="auto" w:fill="F8F9FA"/>
+            <w:tcMar>
+              <w:top w:w="120" w:type="dxa"/>
+              <w:bottom w:w="120" w:type="dxa"/>
+              <w:left w:w="160" w:type="dxa"/>
+              <w:right w:w="160" w:type="dxa"/>
+            </w:tcMar>
+          </w:tcPr>
+          <w:p>
+            <w:pPr>
+              <w:spacing w:after="40" w:line="240" w:lineRule="auto"/>
+            </w:pPr>
+            <w:r>
+              <w:rPr>
+                <w:color w:val="333333"/>
+                <w:sz w:val="19"/>
+              </w:rPr>
+              <w:t xml:space="preserve">Tickets SSE, multiplexação, heartbeat e filtro por role.</w:t>
+            </w:r>
+          </w:p>
+        </w:tc>
+        <w:tc>
+          <w:tcPr>
+            <w:shd w:val="clear" w:color="auto" w:fill="F8F9FA"/>
+            <w:tcMar>
+              <w:top w:w="120" w:type="dxa"/>
+              <w:bottom w:w="120" w:type="dxa"/>
+              <w:left w:w="160" w:type="dxa"/>
+              <w:right w:w="160" w:type="dxa"/>
+            </w:tcMar>
+          </w:tcPr>
+          <w:p>
+            <w:pPr>
+              <w:spacing w:after="40" w:line="240" w:lineRule="auto"/>
+            </w:pPr>
+            <w:r>
+              <w:rPr>
+                <w:color w:val="333333"/>
+                <w:sz w:val="19"/>
+              </w:rPr>
+              <w:t xml:space="preserve">APROVADO</w:t>
+            </w:r>
+          </w:p>
+        </w:tc>
+      </w:tr>
+      <w:tr>
+        <w:tc>
+          <w:tcPr>
+            <w:shd w:val="clear" w:color="auto" w:fill="F8F9FA"/>
+            <w:tcMar>
+              <w:top w:w="120" w:type="dxa"/>
+              <w:bottom w:w="120" w:type="dxa"/>
+              <w:left w:w="160" w:type="dxa"/>
+              <w:right w:w="160" w:type="dxa"/>
+            </w:tcMar>
+          </w:tcPr>
+          <w:p>
+            <w:pPr>
+              <w:spacing w:after="40" w:line="240" w:lineRule="auto"/>
+            </w:pPr>
+            <w:r>
+              <w:rPr>
+                <w:color w:val="333333"/>
+                <w:sz w:val="19"/>
+              </w:rPr>
+              <w:t xml:space="preserve">routing.test.js</w:t>
+            </w:r>
+          </w:p>
+        </w:tc>
+        <w:tc>
+          <w:tcPr>
+            <w:shd w:val="clear" w:color="auto" w:fill="F8F9FA"/>
+            <w:tcMar>
+              <w:top w:w="120" w:type="dxa"/>
+              <w:bottom w:w="120" w:type="dxa"/>
+              <w:left w:w="160" w:type="dxa"/>
+              <w:right w:w="160" w:type="dxa"/>
+            </w:tcMar>
+          </w:tcPr>
+          <w:p>
+            <w:pPr>
+              <w:spacing w:after="40" w:line="240" w:lineRule="auto"/>
+            </w:pPr>
+            <w:r>
+              <w:rPr>
+                <w:color w:val="333333"/>
+                <w:sz w:val="19"/>
+              </w:rPr>
+              <w:t xml:space="preserve">6</w:t>
+            </w:r>
+          </w:p>
+        </w:tc>
+        <w:tc>
+          <w:tcPr>
+            <w:shd w:val="clear" w:color="auto" w:fill="F8F9FA"/>
+            <w:tcMar>
+              <w:top w:w="120" w:type="dxa"/>
+              <w:bottom w:w="120" w:type="dxa"/>
+              <w:left w:w="160" w:type="dxa"/>
+              <w:right w:w="160" w:type="dxa"/>
+            </w:tcMar>
+          </w:tcPr>
+          <w:p>
+            <w:pPr>
+              <w:spacing w:after="40" w:line="240" w:lineRule="auto"/>
+            </w:pPr>
+            <w:r>
+              <w:rPr>
+                <w:color w:val="333333"/>
+                <w:sz w:val="19"/>
+              </w:rPr>
+              <w:t xml:space="preserve">Otimização geoespacial viária e ordenação de paradas.</w:t>
+            </w:r>
+          </w:p>
+        </w:tc>
+        <w:tc>
+          <w:tcPr>
+            <w:shd w:val="clear" w:color="auto" w:fill="F8F9FA"/>
+            <w:tcMar>
+              <w:top w:w="120" w:type="dxa"/>
+              <w:bottom w:w="120" w:type="dxa"/>
+              <w:left w:w="160" w:type="dxa"/>
+              <w:right w:w="160" w:type="dxa"/>
+            </w:tcMar>
+          </w:tcPr>
+          <w:p>
+            <w:pPr>
+              <w:spacing w:after="40" w:line="240" w:lineRule="auto"/>
+            </w:pPr>
+            <w:r>
+              <w:rPr>
+                <w:color w:val="333333"/>
+                <w:sz w:val="19"/>
+              </w:rPr>
+              <w:t xml:space="preserve">APROVADO</w:t>
+            </w:r>
+          </w:p>
+        </w:tc>
+      </w:tr>
+      <w:tr>
+        <w:tc>
+          <w:tcPr>
+            <w:shd w:val="clear" w:color="auto" w:fill="F8F9FA"/>
+            <w:tcMar>
+              <w:top w:w="120" w:type="dxa"/>
+              <w:bottom w:w="120" w:type="dxa"/>
+              <w:left w:w="160" w:type="dxa"/>
+              <w:right w:w="160" w:type="dxa"/>
+            </w:tcMar>
+          </w:tcPr>
+          <w:p>
+            <w:pPr>
+              <w:spacing w:after="40" w:line="240" w:lineRule="auto"/>
+            </w:pPr>
+            <w:r>
+              <w:rPr>
+                <w:color w:val="333333"/>
+                <w:sz w:val="19"/>
+              </w:rPr>
+              <w:t xml:space="preserve">stock.test.js</w:t>
+            </w:r>
+          </w:p>
+        </w:tc>
+        <w:tc>
+          <w:tcPr>
+            <w:shd w:val="clear" w:color="auto" w:fill="F8F9FA"/>
+            <w:tcMar>
+              <w:top w:w="120" w:type="dxa"/>
+              <w:bottom w:w="120" w:type="dxa"/>
+              <w:left w:w="160" w:type="dxa"/>
+              <w:right w:w="160" w:type="dxa"/>
+            </w:tcMar>
+          </w:tcPr>
+          <w:p>
+            <w:pPr>
+              <w:spacing w:after="40" w:line="240" w:lineRule="auto"/>
+            </w:pPr>
+            <w:r>
+              <w:rPr>
+                <w:color w:val="333333"/>
+                <w:sz w:val="19"/>
+              </w:rPr>
+              <w:t xml:space="preserve">3</w:t>
+            </w:r>
+          </w:p>
+        </w:tc>
+        <w:tc>
+          <w:tcPr>
+            <w:shd w:val="clear" w:color="auto" w:fill="F8F9FA"/>
+            <w:tcMar>
+              <w:top w:w="120" w:type="dxa"/>
+              <w:bottom w:w="120" w:type="dxa"/>
+              <w:left w:w="160" w:type="dxa"/>
+              <w:right w:w="160" w:type="dxa"/>
+            </w:tcMar>
+          </w:tcPr>
+          <w:p>
+            <w:pPr>
+              <w:spacing w:after="40" w:line="240" w:lineRule="auto"/>
+            </w:pPr>
+            <w:r>
+              <w:rPr>
+                <w:color w:val="333333"/>
+                <w:sz w:val="19"/>
+              </w:rPr>
+              <w:t xml:space="preserve">Movimentações, estoque mínimo, crítico e alertas.</w:t>
+            </w:r>
+          </w:p>
+        </w:tc>
+        <w:tc>
+          <w:tcPr>
+            <w:shd w:val="clear" w:color="auto" w:fill="F8F9FA"/>
+            <w:tcMar>
+              <w:top w:w="120" w:type="dxa"/>
+              <w:bottom w:w="120" w:type="dxa"/>
+              <w:left w:w="160" w:type="dxa"/>
+              <w:right w:w="160" w:type="dxa"/>
+            </w:tcMar>
+          </w:tcPr>
+          <w:p>
+            <w:pPr>
+              <w:spacing w:after="40" w:line="240" w:lineRule="auto"/>
+            </w:pPr>
+            <w:r>
+              <w:rPr>
+                <w:color w:val="333333"/>
+                <w:sz w:val="19"/>
+              </w:rPr>
+              <w:t xml:space="preserve">APROVADO</w:t>
+            </w:r>
+          </w:p>
+        </w:tc>
+      </w:tr>
+      <w:tr>
+        <w:tc>
+          <w:tcPr>
+            <w:shd w:val="clear" w:color="auto" w:fill="F8F9FA"/>
+            <w:tcMar>
+              <w:top w:w="120" w:type="dxa"/>
+              <w:bottom w:w="120" w:type="dxa"/>
+              <w:left w:w="160" w:type="dxa"/>
+              <w:right w:w="160" w:type="dxa"/>
+            </w:tcMar>
+          </w:tcPr>
+          <w:p>
+            <w:pPr>
+              <w:spacing w:after="40" w:line="240" w:lineRule="auto"/>
+            </w:pPr>
+            <w:r>
+              <w:rPr>
+                <w:color w:val="333333"/>
+                <w:sz w:val="19"/>
+              </w:rPr>
+              <w:t xml:space="preserve">suppliers_inbound.test.js</w:t>
+            </w:r>
+          </w:p>
+        </w:tc>
+        <w:tc>
+          <w:tcPr>
+            <w:shd w:val="clear" w:color="auto" w:fill="F8F9FA"/>
+            <w:tcMar>
+              <w:top w:w="120" w:type="dxa"/>
+              <w:bottom w:w="120" w:type="dxa"/>
+              <w:left w:w="160" w:type="dxa"/>
+              <w:right w:w="160" w:type="dxa"/>
+            </w:tcMar>
+          </w:tcPr>
+          <w:p>
+            <w:pPr>
+              <w:spacing w:after="40" w:line="240" w:lineRule="auto"/>
+            </w:pPr>
+            <w:r>
+              <w:rPr>
+                <w:color w:val="333333"/>
+                <w:sz w:val="19"/>
+              </w:rPr>
+              <w:t xml:space="preserve">10</w:t>
+            </w:r>
+          </w:p>
+        </w:tc>
+        <w:tc>
+          <w:tcPr>
+            <w:shd w:val="clear" w:color="auto" w:fill="F8F9FA"/>
+            <w:tcMar>
+              <w:top w:w="120" w:type="dxa"/>
+              <w:bottom w:w="120" w:type="dxa"/>
+              <w:left w:w="160" w:type="dxa"/>
+              <w:right w:w="160" w:type="dxa"/>
+            </w:tcMar>
+          </w:tcPr>
+          <w:p>
+            <w:pPr>
+              <w:spacing w:after="40" w:line="240" w:lineRule="auto"/>
+            </w:pPr>
+            <w:r>
+              <w:rPr>
+                <w:color w:val="333333"/>
+                <w:sz w:val="19"/>
+              </w:rPr>
+              <w:t xml:space="preserve">Compras, vínculo de fornecedor e entrada com leitor de código.</w:t>
+            </w:r>
+          </w:p>
+        </w:tc>
+        <w:tc>
+          <w:tcPr>
+            <w:shd w:val="clear" w:color="auto" w:fill="F8F9FA"/>
+            <w:tcMar>
+              <w:top w:w="120" w:type="dxa"/>
+              <w:bottom w:w="120" w:type="dxa"/>
+              <w:left w:w="160" w:type="dxa"/>
+              <w:right w:w="160" w:type="dxa"/>
+            </w:tcMar>
+          </w:tcPr>
+          <w:p>
+            <w:pPr>
+              <w:spacing w:after="40" w:line="240" w:lineRule="auto"/>
+            </w:pPr>
+            <w:r>
+              <w:rPr>
+                <w:color w:val="333333"/>
+                <w:sz w:val="19"/>
+              </w:rPr>
+              <w:t xml:space="preserve">APROVADO</w:t>
+            </w:r>
+          </w:p>
+        </w:tc>
+      </w:tr>
+      <w:tr>
+        <w:tc>
+          <w:tcPr>
+            <w:shd w:val="clear" w:color="auto" w:fill="F8F9FA"/>
+            <w:tcMar>
+              <w:top w:w="120" w:type="dxa"/>
+              <w:bottom w:w="120" w:type="dxa"/>
+              <w:left w:w="160" w:type="dxa"/>
+              <w:right w:w="160" w:type="dxa"/>
+            </w:tcMar>
+          </w:tcPr>
+          <w:p>
+            <w:pPr>
+              <w:spacing w:after="40" w:line="240" w:lineRule="auto"/>
+            </w:pPr>
+            <w:r>
+              <w:rPr>
+                <w:color w:val="333333"/>
+                <w:sz w:val="19"/>
+              </w:rPr>
+              <w:t xml:space="preserve">users.test.js</w:t>
+            </w:r>
+          </w:p>
+        </w:tc>
+        <w:tc>
+          <w:tcPr>
+            <w:shd w:val="clear" w:color="auto" w:fill="F8F9FA"/>
+            <w:tcMar>
+              <w:top w:w="120" w:type="dxa"/>
+              <w:bottom w:w="120" w:type="dxa"/>
+              <w:left w:w="160" w:type="dxa"/>
+              <w:right w:w="160" w:type="dxa"/>
+            </w:tcMar>
+          </w:tcPr>
+          <w:p>
+            <w:pPr>
+              <w:spacing w:after="40" w:line="240" w:lineRule="auto"/>
+            </w:pPr>
+            <w:r>
+              <w:rPr>
+                <w:color w:val="333333"/>
+                <w:sz w:val="19"/>
+              </w:rPr>
+              <w:t xml:space="preserve">1</w:t>
+            </w:r>
+          </w:p>
+        </w:tc>
+        <w:tc>
+          <w:tcPr>
+            <w:shd w:val="clear" w:color="auto" w:fill="F8F9FA"/>
+            <w:tcMar>
+              <w:top w:w="120" w:type="dxa"/>
+              <w:bottom w:w="120" w:type="dxa"/>
+              <w:left w:w="160" w:type="dxa"/>
+              <w:right w:w="160" w:type="dxa"/>
+            </w:tcMar>
+          </w:tcPr>
+          <w:p>
+            <w:pPr>
+              <w:spacing w:after="40" w:line="240" w:lineRule="auto"/>
+            </w:pPr>
+            <w:r>
+              <w:rPr>
+                <w:color w:val="333333"/>
+                <w:sz w:val="19"/>
+              </w:rPr>
+              <w:t xml:space="preserve">Listagem de usuários e regras de sanitização.</w:t>
+            </w:r>
+          </w:p>
+        </w:tc>
+        <w:tc>
+          <w:tcPr>
+            <w:shd w:val="clear" w:color="auto" w:fill="F8F9FA"/>
+            <w:tcMar>
+              <w:top w:w="120" w:type="dxa"/>
+              <w:bottom w:w="120" w:type="dxa"/>
+              <w:left w:w="160" w:type="dxa"/>
+              <w:right w:w="160" w:type="dxa"/>
+            </w:tcMar>
+          </w:tcPr>
+          <w:p>
+            <w:pPr>
+              <w:spacing w:after="40" w:line="240" w:lineRule="auto"/>
+            </w:pPr>
+            <w:r>
+              <w:rPr>
+                <w:color w:val="333333"/>
+                <w:sz w:val="19"/>
+              </w:rPr>
+              <w:t xml:space="preserve">APROVADO</w:t>
+            </w:r>
+          </w:p>
+        </w:tc>
+      </w:tr>
+      <w:tr>
+        <w:tc>
+          <w:tcPr>
+            <w:shd w:val="clear" w:color="auto" w:fill="F8F9FA"/>
+            <w:tcMar>
+              <w:top w:w="120" w:type="dxa"/>
+              <w:bottom w:w="120" w:type="dxa"/>
+              <w:left w:w="160" w:type="dxa"/>
+              <w:right w:w="160" w:type="dxa"/>
+            </w:tcMar>
+          </w:tcPr>
+          <w:p>
+            <w:pPr>
+              <w:spacing w:after="40" w:line="240" w:lineRule="auto"/>
+            </w:pPr>
+            <w:r>
+              <w:rPr>
+                <w:color w:val="333333"/>
+                <w:sz w:val="19"/>
+              </w:rPr>
+              <w:t xml:space="preserve">users_crud.test.js</w:t>
+            </w:r>
+          </w:p>
+        </w:tc>
+        <w:tc>
+          <w:tcPr>
+            <w:shd w:val="clear" w:color="auto" w:fill="F8F9FA"/>
+            <w:tcMar>
+              <w:top w:w="120" w:type="dxa"/>
+              <w:bottom w:w="120" w:type="dxa"/>
+              <w:left w:w="160" w:type="dxa"/>
+              <w:right w:w="160" w:type="dxa"/>
+            </w:tcMar>
+          </w:tcPr>
+          <w:p>
+            <w:pPr>
+              <w:spacing w:after="40" w:line="240" w:lineRule="auto"/>
+            </w:pPr>
+            <w:r>
+              <w:rPr>
+                <w:color w:val="333333"/>
+                <w:sz w:val="19"/>
               </w:rPr>
               <w:t xml:space="preserve">4</w:t>
             </w:r>
@@ -572,1301 +2302,47 @@
         </w:tc>
         <w:tc>
           <w:tcPr>
-            <w:tcW w:type="dxa" w:w="4472"/>
-            <w:shd w:fill="F0F4F8"/>
+            <w:shd w:val="clear" w:color="auto" w:fill="F8F9FA"/>
+            <w:tcMar>
+              <w:top w:w="120" w:type="dxa"/>
+              <w:bottom w:w="120" w:type="dxa"/>
+              <w:left w:w="160" w:type="dxa"/>
+              <w:right w:w="160" w:type="dxa"/>
+            </w:tcMar>
           </w:tcPr>
           <w:p>
             <w:pPr>
-              <w:spacing w:before="40" w:after="40"/>
-              <w:line w:line="240" w:lineRule="auto"/>
+              <w:spacing w:after="40" w:line="240" w:lineRule="auto"/>
             </w:pPr>
             <w:r>
               <w:rPr>
-                <w:rFonts w:ascii="Calibri" w:hAnsi="Calibri" w:eastAsia="Calibri"/>
-                <w:b w:val="0"/>
                 <w:color w:val="333333"/>
-                <w:sz w:val="18"/>
+                <w:sz w:val="19"/>
               </w:rPr>
-              <w:t xml:space="preserve">SegregaÃ§Ã£o de funÃ§Ãµes (SoD), barramento 403 para acessos nÃ£o autorizados.</w:t>
+              <w:t xml:space="preserve">Criação, alteração, redefinição de senha e desativação.</w:t>
             </w:r>
           </w:p>
         </w:tc>
         <w:tc>
           <w:tcPr>
-            <w:tcW w:type="dxa" w:w="1400"/>
-            <w:shd w:fill="F0F4F8"/>
+            <w:shd w:val="clear" w:color="auto" w:fill="F8F9FA"/>
+            <w:tcMar>
+              <w:top w:w="120" w:type="dxa"/>
+              <w:bottom w:w="120" w:type="dxa"/>
+              <w:left w:w="160" w:type="dxa"/>
+              <w:right w:w="160" w:type="dxa"/>
+            </w:tcMar>
           </w:tcPr>
           <w:p>
             <w:pPr>
-              <w:spacing w:before="40" w:after="40"/>
-              <w:line w:line="240" w:lineRule="auto"/>
+              <w:spacing w:after="40" w:line="240" w:lineRule="auto"/>
             </w:pPr>
             <w:r>
               <w:rPr>
-                <w:rFonts w:ascii="Calibri" w:hAnsi="Calibri" w:eastAsia="Calibri"/>
-                <w:b w:val="0"/>
                 <w:color w:val="333333"/>
-                <w:sz w:val="18"/>
+                <w:sz w:val="19"/>
               </w:rPr>
-              <w:t xml:space="preserve">Aprovado 100%</w:t>
-            </w:r>
-          </w:p>
-        </w:tc>
-      </w:tr>
-      <w:tr>
-        <w:tc>
-          <w:tcPr>
-            <w:tcW w:type="dxa" w:w="3200"/>
-          </w:tcPr>
-          <w:p>
-            <w:pPr>
-              <w:spacing w:before="40" w:after="40"/>
-              <w:line w:line="240" w:lineRule="auto"/>
-            </w:pPr>
-            <w:r>
-              <w:rPr>
-                <w:rFonts w:ascii="Calibri" w:hAnsi="Calibri" w:eastAsia="Calibri"/>
-                <w:b w:val="0"/>
-                <w:color w:val="333333"/>
-                <w:sz w:val="18"/>
-              </w:rPr>
-              <w:t xml:space="preserve">products.test.js</w:t>
-            </w:r>
-          </w:p>
-        </w:tc>
-        <w:tc>
-          <w:tcPr>
-            <w:tcW w:type="dxa" w:w="900"/>
-          </w:tcPr>
-          <w:p>
-            <w:pPr>
-              <w:spacing w:before="40" w:after="40"/>
-              <w:line w:line="240" w:lineRule="auto"/>
-            </w:pPr>
-            <w:r>
-              <w:rPr>
-                <w:rFonts w:ascii="Calibri" w:hAnsi="Calibri" w:eastAsia="Calibri"/>
-                <w:b w:val="0"/>
-                <w:color w:val="333333"/>
-                <w:sz w:val="18"/>
-              </w:rPr>
-              <w:t xml:space="preserve">4</w:t>
-            </w:r>
-          </w:p>
-        </w:tc>
-        <w:tc>
-          <w:tcPr>
-            <w:tcW w:type="dxa" w:w="4472"/>
-          </w:tcPr>
-          <w:p>
-            <w:pPr>
-              <w:spacing w:before="40" w:after="40"/>
-              <w:line w:line="240" w:lineRule="auto"/>
-            </w:pPr>
-            <w:r>
-              <w:rPr>
-                <w:rFonts w:ascii="Calibri" w:hAnsi="Calibri" w:eastAsia="Calibri"/>
-                <w:b w:val="0"/>
-                <w:color w:val="333333"/>
-                <w:sz w:val="18"/>
-              </w:rPr>
-              <w:t xml:space="preserve">CRUD de produtos, consistÃªncia de SKUs, leitura de cÃ³digo EAN-13 e fotos.</w:t>
-            </w:r>
-          </w:p>
-        </w:tc>
-        <w:tc>
-          <w:tcPr>
-            <w:tcW w:type="dxa" w:w="1400"/>
-          </w:tcPr>
-          <w:p>
-            <w:pPr>
-              <w:spacing w:before="40" w:after="40"/>
-              <w:line w:line="240" w:lineRule="auto"/>
-            </w:pPr>
-            <w:r>
-              <w:rPr>
-                <w:rFonts w:ascii="Calibri" w:hAnsi="Calibri" w:eastAsia="Calibri"/>
-                <w:b w:val="0"/>
-                <w:color w:val="333333"/>
-                <w:sz w:val="18"/>
-              </w:rPr>
-              <w:t xml:space="preserve">Aprovado 100%</w:t>
-            </w:r>
-          </w:p>
-        </w:tc>
-      </w:tr>
-      <w:tr>
-        <w:tc>
-          <w:tcPr>
-            <w:tcW w:type="dxa" w:w="3200"/>
-            <w:shd w:fill="F0F4F8"/>
-          </w:tcPr>
-          <w:p>
-            <w:pPr>
-              <w:spacing w:before="40" w:after="40"/>
-              <w:line w:line="240" w:lineRule="auto"/>
-            </w:pPr>
-            <w:r>
-              <w:rPr>
-                <w:rFonts w:ascii="Calibri" w:hAnsi="Calibri" w:eastAsia="Calibri"/>
-                <w:b w:val="0"/>
-                <w:color w:val="333333"/>
-                <w:sz w:val="18"/>
-              </w:rPr>
-              <w:t xml:space="preserve">price_tables.test.js</w:t>
-            </w:r>
-          </w:p>
-        </w:tc>
-        <w:tc>
-          <w:tcPr>
-            <w:tcW w:type="dxa" w:w="900"/>
-            <w:shd w:fill="F0F4F8"/>
-          </w:tcPr>
-          <w:p>
-            <w:pPr>
-              <w:spacing w:before="40" w:after="40"/>
-              <w:line w:line="240" w:lineRule="auto"/>
-            </w:pPr>
-            <w:r>
-              <w:rPr>
-                <w:rFonts w:ascii="Calibri" w:hAnsi="Calibri" w:eastAsia="Calibri"/>
-                <w:b w:val="0"/>
-                <w:color w:val="333333"/>
-                <w:sz w:val="18"/>
-              </w:rPr>
-              <w:t xml:space="preserve">4</w:t>
-            </w:r>
-          </w:p>
-        </w:tc>
-        <w:tc>
-          <w:tcPr>
-            <w:tcW w:type="dxa" w:w="4472"/>
-            <w:shd w:fill="F0F4F8"/>
-          </w:tcPr>
-          <w:p>
-            <w:pPr>
-              <w:spacing w:before="40" w:after="40"/>
-              <w:line w:line="240" w:lineRule="auto"/>
-            </w:pPr>
-            <w:r>
-              <w:rPr>
-                <w:rFonts w:ascii="Calibri" w:hAnsi="Calibri" w:eastAsia="Calibri"/>
-                <w:b w:val="0"/>
-                <w:color w:val="333333"/>
-                <w:sz w:val="18"/>
-              </w:rPr>
-              <w:t xml:space="preserve">ResoluÃ§Ã£o hierÃ¡rquica de preÃ§o: Cliente &gt; Tabela Canal &gt; CatÃ¡logo Base.</w:t>
-            </w:r>
-          </w:p>
-        </w:tc>
-        <w:tc>
-          <w:tcPr>
-            <w:tcW w:type="dxa" w:w="1400"/>
-            <w:shd w:fill="F0F4F8"/>
-          </w:tcPr>
-          <w:p>
-            <w:pPr>
-              <w:spacing w:before="40" w:after="40"/>
-              <w:line w:line="240" w:lineRule="auto"/>
-            </w:pPr>
-            <w:r>
-              <w:rPr>
-                <w:rFonts w:ascii="Calibri" w:hAnsi="Calibri" w:eastAsia="Calibri"/>
-                <w:b w:val="0"/>
-                <w:color w:val="333333"/>
-                <w:sz w:val="18"/>
-              </w:rPr>
-              <w:t xml:space="preserve">Aprovado 100%</w:t>
-            </w:r>
-          </w:p>
-        </w:tc>
-      </w:tr>
-      <w:tr>
-        <w:tc>
-          <w:tcPr>
-            <w:tcW w:type="dxa" w:w="3200"/>
-          </w:tcPr>
-          <w:p>
-            <w:pPr>
-              <w:spacing w:before="40" w:after="40"/>
-              <w:line w:line="240" w:lineRule="auto"/>
-            </w:pPr>
-            <w:r>
-              <w:rPr>
-                <w:rFonts w:ascii="Calibri" w:hAnsi="Calibri" w:eastAsia="Calibri"/>
-                <w:b w:val="0"/>
-                <w:color w:val="333333"/>
-                <w:sz w:val="18"/>
-              </w:rPr>
-              <w:t xml:space="preserve">stock.test.js</w:t>
-            </w:r>
-          </w:p>
-        </w:tc>
-        <w:tc>
-          <w:tcPr>
-            <w:tcW w:type="dxa" w:w="900"/>
-          </w:tcPr>
-          <w:p>
-            <w:pPr>
-              <w:spacing w:before="40" w:after="40"/>
-              <w:line w:line="240" w:lineRule="auto"/>
-            </w:pPr>
-            <w:r>
-              <w:rPr>
-                <w:rFonts w:ascii="Calibri" w:hAnsi="Calibri" w:eastAsia="Calibri"/>
-                <w:b w:val="0"/>
-                <w:color w:val="333333"/>
-                <w:sz w:val="18"/>
-              </w:rPr>
-              <w:t xml:space="preserve">5</w:t>
-            </w:r>
-          </w:p>
-        </w:tc>
-        <w:tc>
-          <w:tcPr>
-            <w:tcW w:type="dxa" w:w="4472"/>
-          </w:tcPr>
-          <w:p>
-            <w:pPr>
-              <w:spacing w:before="40" w:after="40"/>
-              <w:line w:line="240" w:lineRule="auto"/>
-            </w:pPr>
-            <w:r>
-              <w:rPr>
-                <w:rFonts w:ascii="Calibri" w:hAnsi="Calibri" w:eastAsia="Calibri"/>
-                <w:b w:val="0"/>
-                <w:color w:val="333333"/>
-                <w:sz w:val="18"/>
-              </w:rPr>
-              <w:t xml:space="preserve">Ajustes de inventÃ¡rio, reserva atÃ´mica de saldo e conferÃªncia de razÃ£o.</w:t>
-            </w:r>
-          </w:p>
-        </w:tc>
-        <w:tc>
-          <w:tcPr>
-            <w:tcW w:type="dxa" w:w="1400"/>
-          </w:tcPr>
-          <w:p>
-            <w:pPr>
-              <w:spacing w:before="40" w:after="40"/>
-              <w:line w:line="240" w:lineRule="auto"/>
-            </w:pPr>
-            <w:r>
-              <w:rPr>
-                <w:rFonts w:ascii="Calibri" w:hAnsi="Calibri" w:eastAsia="Calibri"/>
-                <w:b w:val="0"/>
-                <w:color w:val="333333"/>
-                <w:sz w:val="18"/>
-              </w:rPr>
-              <w:t xml:space="preserve">Aprovado 100%</w:t>
-            </w:r>
-          </w:p>
-        </w:tc>
-      </w:tr>
-      <w:tr>
-        <w:tc>
-          <w:tcPr>
-            <w:tcW w:type="dxa" w:w="3200"/>
-            <w:shd w:fill="F0F4F8"/>
-          </w:tcPr>
-          <w:p>
-            <w:pPr>
-              <w:spacing w:before="40" w:after="40"/>
-              <w:line w:line="240" w:lineRule="auto"/>
-            </w:pPr>
-            <w:r>
-              <w:rPr>
-                <w:rFonts w:ascii="Calibri" w:hAnsi="Calibri" w:eastAsia="Calibri"/>
-                <w:b w:val="0"/>
-                <w:color w:val="333333"/>
-                <w:sz w:val="18"/>
-              </w:rPr>
-              <w:t xml:space="preserve">orders_lifecycle.test.js</w:t>
-            </w:r>
-          </w:p>
-        </w:tc>
-        <w:tc>
-          <w:tcPr>
-            <w:tcW w:type="dxa" w:w="900"/>
-            <w:shd w:fill="F0F4F8"/>
-          </w:tcPr>
-          <w:p>
-            <w:pPr>
-              <w:spacing w:before="40" w:after="40"/>
-              <w:line w:line="240" w:lineRule="auto"/>
-            </w:pPr>
-            <w:r>
-              <w:rPr>
-                <w:rFonts w:ascii="Calibri" w:hAnsi="Calibri" w:eastAsia="Calibri"/>
-                <w:b w:val="0"/>
-                <w:color w:val="333333"/>
-                <w:sz w:val="18"/>
-              </w:rPr>
-              <w:t xml:space="preserve">5</w:t>
-            </w:r>
-          </w:p>
-        </w:tc>
-        <w:tc>
-          <w:tcPr>
-            <w:tcW w:type="dxa" w:w="4472"/>
-            <w:shd w:fill="F0F4F8"/>
-          </w:tcPr>
-          <w:p>
-            <w:pPr>
-              <w:spacing w:before="40" w:after="40"/>
-              <w:line w:line="240" w:lineRule="auto"/>
-            </w:pPr>
-            <w:r>
-              <w:rPr>
-                <w:rFonts w:ascii="Calibri" w:hAnsi="Calibri" w:eastAsia="Calibri"/>
-                <w:b w:val="0"/>
-                <w:color w:val="333333"/>
-                <w:sz w:val="18"/>
-              </w:rPr>
-              <w:t xml:space="preserve">Estados PENDENTE -&gt; SEPARACAO -&gt; ROTA -&gt; CONCLUIDO sem perda de saldo.</w:t>
-            </w:r>
-          </w:p>
-        </w:tc>
-        <w:tc>
-          <w:tcPr>
-            <w:tcW w:type="dxa" w:w="1400"/>
-            <w:shd w:fill="F0F4F8"/>
-          </w:tcPr>
-          <w:p>
-            <w:pPr>
-              <w:spacing w:before="40" w:after="40"/>
-              <w:line w:line="240" w:lineRule="auto"/>
-            </w:pPr>
-            <w:r>
-              <w:rPr>
-                <w:rFonts w:ascii="Calibri" w:hAnsi="Calibri" w:eastAsia="Calibri"/>
-                <w:b w:val="0"/>
-                <w:color w:val="333333"/>
-                <w:sz w:val="18"/>
-              </w:rPr>
-              <w:t xml:space="preserve">Aprovado 100%</w:t>
-            </w:r>
-          </w:p>
-        </w:tc>
-      </w:tr>
-      <w:tr>
-        <w:tc>
-          <w:tcPr>
-            <w:tcW w:type="dxa" w:w="3200"/>
-          </w:tcPr>
-          <w:p>
-            <w:pPr>
-              <w:spacing w:before="40" w:after="40"/>
-              <w:line w:line="240" w:lineRule="auto"/>
-            </w:pPr>
-            <w:r>
-              <w:rPr>
-                <w:rFonts w:ascii="Calibri" w:hAnsi="Calibri" w:eastAsia="Calibri"/>
-                <w:b w:val="0"/>
-                <w:color w:val="333333"/>
-                <w:sz w:val="18"/>
-              </w:rPr>
-              <w:t xml:space="preserve">pdv.test.js</w:t>
-            </w:r>
-          </w:p>
-        </w:tc>
-        <w:tc>
-          <w:tcPr>
-            <w:tcW w:type="dxa" w:w="900"/>
-          </w:tcPr>
-          <w:p>
-            <w:pPr>
-              <w:spacing w:before="40" w:after="40"/>
-              <w:line w:line="240" w:lineRule="auto"/>
-            </w:pPr>
-            <w:r>
-              <w:rPr>
-                <w:rFonts w:ascii="Calibri" w:hAnsi="Calibri" w:eastAsia="Calibri"/>
-                <w:b w:val="0"/>
-                <w:color w:val="333333"/>
-                <w:sz w:val="18"/>
-              </w:rPr>
-              <w:t xml:space="preserve">4</w:t>
-            </w:r>
-          </w:p>
-        </w:tc>
-        <w:tc>
-          <w:tcPr>
-            <w:tcW w:type="dxa" w:w="4472"/>
-          </w:tcPr>
-          <w:p>
-            <w:pPr>
-              <w:spacing w:before="40" w:after="40"/>
-              <w:line w:line="240" w:lineRule="auto"/>
-            </w:pPr>
-            <w:r>
-              <w:rPr>
-                <w:rFonts w:ascii="Calibri" w:hAnsi="Calibri" w:eastAsia="Calibri"/>
-                <w:b w:val="0"/>
-                <w:color w:val="333333"/>
-                <w:sz w:val="18"/>
-              </w:rPr>
-              <w:t xml:space="preserve">Venda balcÃ£o rÃ¡pida, leitor de cÃ³digo de barras, mÃºltiplos pagamentos e cupom.</w:t>
-            </w:r>
-          </w:p>
-        </w:tc>
-        <w:tc>
-          <w:tcPr>
-            <w:tcW w:type="dxa" w:w="1400"/>
-          </w:tcPr>
-          <w:p>
-            <w:pPr>
-              <w:spacing w:before="40" w:after="40"/>
-              <w:line w:line="240" w:lineRule="auto"/>
-            </w:pPr>
-            <w:r>
-              <w:rPr>
-                <w:rFonts w:ascii="Calibri" w:hAnsi="Calibri" w:eastAsia="Calibri"/>
-                <w:b w:val="0"/>
-                <w:color w:val="333333"/>
-                <w:sz w:val="18"/>
-              </w:rPr>
-              <w:t xml:space="preserve">Aprovado 100%</w:t>
-            </w:r>
-          </w:p>
-        </w:tc>
-      </w:tr>
-      <w:tr>
-        <w:tc>
-          <w:tcPr>
-            <w:tcW w:type="dxa" w:w="3200"/>
-            <w:shd w:fill="F0F4F8"/>
-          </w:tcPr>
-          <w:p>
-            <w:pPr>
-              <w:spacing w:before="40" w:after="40"/>
-              <w:line w:line="240" w:lineRule="auto"/>
-            </w:pPr>
-            <w:r>
-              <w:rPr>
-                <w:rFonts w:ascii="Calibri" w:hAnsi="Calibri" w:eastAsia="Calibri"/>
-                <w:b w:val="0"/>
-                <w:color w:val="333333"/>
-                <w:sz w:val="18"/>
-              </w:rPr>
-              <w:t xml:space="preserve">store.test.js</w:t>
-            </w:r>
-          </w:p>
-        </w:tc>
-        <w:tc>
-          <w:tcPr>
-            <w:tcW w:type="dxa" w:w="900"/>
-            <w:shd w:fill="F0F4F8"/>
-          </w:tcPr>
-          <w:p>
-            <w:pPr>
-              <w:spacing w:before="40" w:after="40"/>
-              <w:line w:line="240" w:lineRule="auto"/>
-            </w:pPr>
-            <w:r>
-              <w:rPr>
-                <w:rFonts w:ascii="Calibri" w:hAnsi="Calibri" w:eastAsia="Calibri"/>
-                <w:b w:val="0"/>
-                <w:color w:val="333333"/>
-                <w:sz w:val="18"/>
-              </w:rPr>
-              <w:t xml:space="preserve">4</w:t>
-            </w:r>
-          </w:p>
-        </w:tc>
-        <w:tc>
-          <w:tcPr>
-            <w:tcW w:type="dxa" w:w="4472"/>
-            <w:shd w:fill="F0F4F8"/>
-          </w:tcPr>
-          <w:p>
-            <w:pPr>
-              <w:spacing w:before="40" w:after="40"/>
-              <w:line w:line="240" w:lineRule="auto"/>
-            </w:pPr>
-            <w:r>
-              <w:rPr>
-                <w:rFonts w:ascii="Calibri" w:hAnsi="Calibri" w:eastAsia="Calibri"/>
-                <w:b w:val="0"/>
-                <w:color w:val="333333"/>
-                <w:sz w:val="18"/>
-              </w:rPr>
-              <w:t xml:space="preserve">CatÃ¡logo da Loja Online, carrinho de compras e taxa de frete por bairro.</w:t>
-            </w:r>
-          </w:p>
-        </w:tc>
-        <w:tc>
-          <w:tcPr>
-            <w:tcW w:type="dxa" w:w="1400"/>
-            <w:shd w:fill="F0F4F8"/>
-          </w:tcPr>
-          <w:p>
-            <w:pPr>
-              <w:spacing w:before="40" w:after="40"/>
-              <w:line w:line="240" w:lineRule="auto"/>
-            </w:pPr>
-            <w:r>
-              <w:rPr>
-                <w:rFonts w:ascii="Calibri" w:hAnsi="Calibri" w:eastAsia="Calibri"/>
-                <w:b w:val="0"/>
-                <w:color w:val="333333"/>
-                <w:sz w:val="18"/>
-              </w:rPr>
-              <w:t xml:space="preserve">Aprovado 100%</w:t>
-            </w:r>
-          </w:p>
-        </w:tc>
-      </w:tr>
-      <w:tr>
-        <w:tc>
-          <w:tcPr>
-            <w:tcW w:type="dxa" w:w="3200"/>
-          </w:tcPr>
-          <w:p>
-            <w:pPr>
-              <w:spacing w:before="40" w:after="40"/>
-              <w:line w:line="240" w:lineRule="auto"/>
-            </w:pPr>
-            <w:r>
-              <w:rPr>
-                <w:rFonts w:ascii="Calibri" w:hAnsi="Calibri" w:eastAsia="Calibri"/>
-                <w:b w:val="0"/>
-                <w:color w:val="333333"/>
-                <w:sz w:val="18"/>
-              </w:rPr>
-              <w:t xml:space="preserve">seller_crm.test.js</w:t>
-            </w:r>
-          </w:p>
-        </w:tc>
-        <w:tc>
-          <w:tcPr>
-            <w:tcW w:type="dxa" w:w="900"/>
-          </w:tcPr>
-          <w:p>
-            <w:pPr>
-              <w:spacing w:before="40" w:after="40"/>
-              <w:line w:line="240" w:lineRule="auto"/>
-            </w:pPr>
-            <w:r>
-              <w:rPr>
-                <w:rFonts w:ascii="Calibri" w:hAnsi="Calibri" w:eastAsia="Calibri"/>
-                <w:b w:val="0"/>
-                <w:color w:val="333333"/>
-                <w:sz w:val="18"/>
-              </w:rPr>
-              <w:t xml:space="preserve">4</w:t>
-            </w:r>
-          </w:p>
-        </w:tc>
-        <w:tc>
-          <w:tcPr>
-            <w:tcW w:type="dxa" w:w="4472"/>
-          </w:tcPr>
-          <w:p>
-            <w:pPr>
-              <w:spacing w:before="40" w:after="40"/>
-              <w:line w:line="240" w:lineRule="auto"/>
-            </w:pPr>
-            <w:r>
-              <w:rPr>
-                <w:rFonts w:ascii="Calibri" w:hAnsi="Calibri" w:eastAsia="Calibri"/>
-                <w:b w:val="0"/>
-                <w:color w:val="333333"/>
-                <w:sz w:val="18"/>
-              </w:rPr>
-              <w:t xml:space="preserve">Carteira externa de vendas, emissÃ£o de pedidos e cÃ¡lculo de score RFM.</w:t>
-            </w:r>
-          </w:p>
-        </w:tc>
-        <w:tc>
-          <w:tcPr>
-            <w:tcW w:type="dxa" w:w="1400"/>
-          </w:tcPr>
-          <w:p>
-            <w:pPr>
-              <w:spacing w:before="40" w:after="40"/>
-              <w:line w:line="240" w:lineRule="auto"/>
-            </w:pPr>
-            <w:r>
-              <w:rPr>
-                <w:rFonts w:ascii="Calibri" w:hAnsi="Calibri" w:eastAsia="Calibri"/>
-                <w:b w:val="0"/>
-                <w:color w:val="333333"/>
-                <w:sz w:val="18"/>
-              </w:rPr>
-              <w:t xml:space="preserve">Aprovado 100%</w:t>
-            </w:r>
-          </w:p>
-        </w:tc>
-      </w:tr>
-      <w:tr>
-        <w:tc>
-          <w:tcPr>
-            <w:tcW w:type="dxa" w:w="3200"/>
-            <w:shd w:fill="F0F4F8"/>
-          </w:tcPr>
-          <w:p>
-            <w:pPr>
-              <w:spacing w:before="40" w:after="40"/>
-              <w:line w:line="240" w:lineRule="auto"/>
-            </w:pPr>
-            <w:r>
-              <w:rPr>
-                <w:rFonts w:ascii="Calibri" w:hAnsi="Calibri" w:eastAsia="Calibri"/>
-                <w:b w:val="0"/>
-                <w:color w:val="333333"/>
-                <w:sz w:val="18"/>
-              </w:rPr>
-              <w:t xml:space="preserve">logistics_routes.test.js</w:t>
-            </w:r>
-          </w:p>
-        </w:tc>
-        <w:tc>
-          <w:tcPr>
-            <w:tcW w:type="dxa" w:w="900"/>
-            <w:shd w:fill="F0F4F8"/>
-          </w:tcPr>
-          <w:p>
-            <w:pPr>
-              <w:spacing w:before="40" w:after="40"/>
-              <w:line w:line="240" w:lineRule="auto"/>
-            </w:pPr>
-            <w:r>
-              <w:rPr>
-                <w:rFonts w:ascii="Calibri" w:hAnsi="Calibri" w:eastAsia="Calibri"/>
-                <w:b w:val="0"/>
-                <w:color w:val="333333"/>
-                <w:sz w:val="18"/>
-              </w:rPr>
-              <w:t xml:space="preserve">4</w:t>
-            </w:r>
-          </w:p>
-        </w:tc>
-        <w:tc>
-          <w:tcPr>
-            <w:tcW w:type="dxa" w:w="4472"/>
-            <w:shd w:fill="F0F4F8"/>
-          </w:tcPr>
-          <w:p>
-            <w:pPr>
-              <w:spacing w:before="40" w:after="40"/>
-              <w:line w:line="240" w:lineRule="auto"/>
-            </w:pPr>
-            <w:r>
-              <w:rPr>
-                <w:rFonts w:ascii="Calibri" w:hAnsi="Calibri" w:eastAsia="Calibri"/>
-                <w:b w:val="0"/>
-                <w:color w:val="333333"/>
-                <w:sz w:val="18"/>
-              </w:rPr>
-              <w:t xml:space="preserve">Agrupamento de pedidos por bairros, cubagem e emissÃ£o de romaneios.</w:t>
-            </w:r>
-          </w:p>
-        </w:tc>
-        <w:tc>
-          <w:tcPr>
-            <w:tcW w:type="dxa" w:w="1400"/>
-            <w:shd w:fill="F0F4F8"/>
-          </w:tcPr>
-          <w:p>
-            <w:pPr>
-              <w:spacing w:before="40" w:after="40"/>
-              <w:line w:line="240" w:lineRule="auto"/>
-            </w:pPr>
-            <w:r>
-              <w:rPr>
-                <w:rFonts w:ascii="Calibri" w:hAnsi="Calibri" w:eastAsia="Calibri"/>
-                <w:b w:val="0"/>
-                <w:color w:val="333333"/>
-                <w:sz w:val="18"/>
-              </w:rPr>
-              <w:t xml:space="preserve">Aprovado 100%</w:t>
-            </w:r>
-          </w:p>
-        </w:tc>
-      </w:tr>
-      <w:tr>
-        <w:tc>
-          <w:tcPr>
-            <w:tcW w:type="dxa" w:w="3200"/>
-          </w:tcPr>
-          <w:p>
-            <w:pPr>
-              <w:spacing w:before="40" w:after="40"/>
-              <w:line w:line="240" w:lineRule="auto"/>
-            </w:pPr>
-            <w:r>
-              <w:rPr>
-                <w:rFonts w:ascii="Calibri" w:hAnsi="Calibri" w:eastAsia="Calibri"/>
-                <w:b w:val="0"/>
-                <w:color w:val="333333"/>
-                <w:sz w:val="18"/>
-              </w:rPr>
-              <w:t xml:space="preserve">logistics_extended.test.js</w:t>
-            </w:r>
-          </w:p>
-        </w:tc>
-        <w:tc>
-          <w:tcPr>
-            <w:tcW w:type="dxa" w:w="900"/>
-          </w:tcPr>
-          <w:p>
-            <w:pPr>
-              <w:spacing w:before="40" w:after="40"/>
-              <w:line w:line="240" w:lineRule="auto"/>
-            </w:pPr>
-            <w:r>
-              <w:rPr>
-                <w:rFonts w:ascii="Calibri" w:hAnsi="Calibri" w:eastAsia="Calibri"/>
-                <w:b w:val="0"/>
-                <w:color w:val="333333"/>
-                <w:sz w:val="18"/>
-              </w:rPr>
-              <w:t xml:space="preserve">6</w:t>
-            </w:r>
-          </w:p>
-        </w:tc>
-        <w:tc>
-          <w:tcPr>
-            <w:tcW w:type="dxa" w:w="4472"/>
-          </w:tcPr>
-          <w:p>
-            <w:pPr>
-              <w:spacing w:before="40" w:after="40"/>
-              <w:line w:line="240" w:lineRule="auto"/>
-            </w:pPr>
-            <w:r>
-              <w:rPr>
-                <w:rFonts w:ascii="Calibri" w:hAnsi="Calibri" w:eastAsia="Calibri"/>
-                <w:b w:val="0"/>
-                <w:color w:val="333333"/>
-                <w:sz w:val="18"/>
-              </w:rPr>
-              <w:t xml:space="preserve">Insucesso na entrega (/fail), reversÃ£o a SEPARACAO e recÃ¡lculo de rota.</w:t>
-            </w:r>
-          </w:p>
-        </w:tc>
-        <w:tc>
-          <w:tcPr>
-            <w:tcW w:type="dxa" w:w="1400"/>
-          </w:tcPr>
-          <w:p>
-            <w:pPr>
-              <w:spacing w:before="40" w:after="40"/>
-              <w:line w:line="240" w:lineRule="auto"/>
-            </w:pPr>
-            <w:r>
-              <w:rPr>
-                <w:rFonts w:ascii="Calibri" w:hAnsi="Calibri" w:eastAsia="Calibri"/>
-                <w:b w:val="0"/>
-                <w:color w:val="333333"/>
-                <w:sz w:val="18"/>
-              </w:rPr>
-              <w:t xml:space="preserve">Aprovado 100%</w:t>
-            </w:r>
-          </w:p>
-        </w:tc>
-      </w:tr>
-      <w:tr>
-        <w:tc>
-          <w:tcPr>
-            <w:tcW w:type="dxa" w:w="3200"/>
-            <w:shd w:fill="F0F4F8"/>
-          </w:tcPr>
-          <w:p>
-            <w:pPr>
-              <w:spacing w:before="40" w:after="40"/>
-              <w:line w:line="240" w:lineRule="auto"/>
-            </w:pPr>
-            <w:r>
-              <w:rPr>
-                <w:rFonts w:ascii="Calibri" w:hAnsi="Calibri" w:eastAsia="Calibri"/>
-                <w:b w:val="0"/>
-                <w:color w:val="333333"/>
-                <w:sz w:val="18"/>
-              </w:rPr>
-              <w:t xml:space="preserve">logistics_returned_dashboard.test.js</w:t>
-            </w:r>
-          </w:p>
-        </w:tc>
-        <w:tc>
-          <w:tcPr>
-            <w:tcW w:type="dxa" w:w="900"/>
-            <w:shd w:fill="F0F4F8"/>
-          </w:tcPr>
-          <w:p>
-            <w:pPr>
-              <w:spacing w:before="40" w:after="40"/>
-              <w:line w:line="240" w:lineRule="auto"/>
-            </w:pPr>
-            <w:r>
-              <w:rPr>
-                <w:rFonts w:ascii="Calibri" w:hAnsi="Calibri" w:eastAsia="Calibri"/>
-                <w:b w:val="0"/>
-                <w:color w:val="333333"/>
-                <w:sz w:val="18"/>
-              </w:rPr>
-              <w:t xml:space="preserve">3</w:t>
-            </w:r>
-          </w:p>
-        </w:tc>
-        <w:tc>
-          <w:tcPr>
-            <w:tcW w:type="dxa" w:w="4472"/>
-            <w:shd w:fill="F0F4F8"/>
-          </w:tcPr>
-          <w:p>
-            <w:pPr>
-              <w:spacing w:before="40" w:after="40"/>
-              <w:line w:line="240" w:lineRule="auto"/>
-            </w:pPr>
-            <w:r>
-              <w:rPr>
-                <w:rFonts w:ascii="Calibri" w:hAnsi="Calibri" w:eastAsia="Calibri"/>
-                <w:b w:val="0"/>
-                <w:color w:val="333333"/>
-                <w:sz w:val="18"/>
-              </w:rPr>
-              <w:t xml:space="preserve">Listagem e atualizaÃ§Ã£o do dashboard de pedidos retornados na Torre.</w:t>
-            </w:r>
-          </w:p>
-        </w:tc>
-        <w:tc>
-          <w:tcPr>
-            <w:tcW w:type="dxa" w:w="1400"/>
-            <w:shd w:fill="F0F4F8"/>
-          </w:tcPr>
-          <w:p>
-            <w:pPr>
-              <w:spacing w:before="40" w:after="40"/>
-              <w:line w:line="240" w:lineRule="auto"/>
-            </w:pPr>
-            <w:r>
-              <w:rPr>
-                <w:rFonts w:ascii="Calibri" w:hAnsi="Calibri" w:eastAsia="Calibri"/>
-                <w:b w:val="0"/>
-                <w:color w:val="333333"/>
-                <w:sz w:val="18"/>
-              </w:rPr>
-              <w:t xml:space="preserve">Aprovado 100%</w:t>
-            </w:r>
-          </w:p>
-        </w:tc>
-      </w:tr>
-      <w:tr>
-        <w:tc>
-          <w:tcPr>
-            <w:tcW w:type="dxa" w:w="3200"/>
-          </w:tcPr>
-          <w:p>
-            <w:pPr>
-              <w:spacing w:before="40" w:after="40"/>
-              <w:line w:line="240" w:lineRule="auto"/>
-            </w:pPr>
-            <w:r>
-              <w:rPr>
-                <w:rFonts w:ascii="Calibri" w:hAnsi="Calibri" w:eastAsia="Calibri"/>
-                <w:b w:val="0"/>
-                <w:color w:val="333333"/>
-                <w:sz w:val="18"/>
-              </w:rPr>
-              <w:t xml:space="preserve">logistics_proof.test.js</w:t>
-            </w:r>
-          </w:p>
-        </w:tc>
-        <w:tc>
-          <w:tcPr>
-            <w:tcW w:type="dxa" w:w="900"/>
-          </w:tcPr>
-          <w:p>
-            <w:pPr>
-              <w:spacing w:before="40" w:after="40"/>
-              <w:line w:line="240" w:lineRule="auto"/>
-            </w:pPr>
-            <w:r>
-              <w:rPr>
-                <w:rFonts w:ascii="Calibri" w:hAnsi="Calibri" w:eastAsia="Calibri"/>
-                <w:b w:val="0"/>
-                <w:color w:val="333333"/>
-                <w:sz w:val="18"/>
-              </w:rPr>
-              <w:t xml:space="preserve">3</w:t>
-            </w:r>
-          </w:p>
-        </w:tc>
-        <w:tc>
-          <w:tcPr>
-            <w:tcW w:type="dxa" w:w="4472"/>
-          </w:tcPr>
-          <w:p>
-            <w:pPr>
-              <w:spacing w:before="40" w:after="40"/>
-              <w:line w:line="240" w:lineRule="auto"/>
-            </w:pPr>
-            <w:r>
-              <w:rPr>
-                <w:rFonts w:ascii="Calibri" w:hAnsi="Calibri" w:eastAsia="Calibri"/>
-                <w:b w:val="0"/>
-                <w:color w:val="333333"/>
-                <w:sz w:val="18"/>
-              </w:rPr>
-              <w:t xml:space="preserve">Upload de comprovantes, integridade de assinaturas digitais e fotos.</w:t>
-            </w:r>
-          </w:p>
-        </w:tc>
-        <w:tc>
-          <w:tcPr>
-            <w:tcW w:type="dxa" w:w="1400"/>
-          </w:tcPr>
-          <w:p>
-            <w:pPr>
-              <w:spacing w:before="40" w:after="40"/>
-              <w:line w:line="240" w:lineRule="auto"/>
-            </w:pPr>
-            <w:r>
-              <w:rPr>
-                <w:rFonts w:ascii="Calibri" w:hAnsi="Calibri" w:eastAsia="Calibri"/>
-                <w:b w:val="0"/>
-                <w:color w:val="333333"/>
-                <w:sz w:val="18"/>
-              </w:rPr>
-              <w:t xml:space="preserve">Aprovado 100%</w:t>
-            </w:r>
-          </w:p>
-        </w:tc>
-      </w:tr>
-      <w:tr>
-        <w:tc>
-          <w:tcPr>
-            <w:tcW w:type="dxa" w:w="3200"/>
-            <w:shd w:fill="F0F4F8"/>
-          </w:tcPr>
-          <w:p>
-            <w:pPr>
-              <w:spacing w:before="40" w:after="40"/>
-              <w:line w:line="240" w:lineRule="auto"/>
-            </w:pPr>
-            <w:r>
-              <w:rPr>
-                <w:rFonts w:ascii="Calibri" w:hAnsi="Calibri" w:eastAsia="Calibri"/>
-                <w:b w:val="0"/>
-                <w:color w:val="333333"/>
-                <w:sz w:val="18"/>
-              </w:rPr>
-              <w:t xml:space="preserve">suppliers_inbound.test.js</w:t>
-            </w:r>
-          </w:p>
-        </w:tc>
-        <w:tc>
-          <w:tcPr>
-            <w:tcW w:type="dxa" w:w="900"/>
-            <w:shd w:fill="F0F4F8"/>
-          </w:tcPr>
-          <w:p>
-            <w:pPr>
-              <w:spacing w:before="40" w:after="40"/>
-              <w:line w:line="240" w:lineRule="auto"/>
-            </w:pPr>
-            <w:r>
-              <w:rPr>
-                <w:rFonts w:ascii="Calibri" w:hAnsi="Calibri" w:eastAsia="Calibri"/>
-                <w:b w:val="0"/>
-                <w:color w:val="333333"/>
-                <w:sz w:val="18"/>
-              </w:rPr>
-              <w:t xml:space="preserve">5</w:t>
-            </w:r>
-          </w:p>
-        </w:tc>
-        <w:tc>
-          <w:tcPr>
-            <w:tcW w:type="dxa" w:w="4472"/>
-            <w:shd w:fill="F0F4F8"/>
-          </w:tcPr>
-          <w:p>
-            <w:pPr>
-              <w:spacing w:before="40" w:after="40"/>
-              <w:line w:line="240" w:lineRule="auto"/>
-            </w:pPr>
-            <w:r>
-              <w:rPr>
-                <w:rFonts w:ascii="Calibri" w:hAnsi="Calibri" w:eastAsia="Calibri"/>
-                <w:b w:val="0"/>
-                <w:color w:val="333333"/>
-                <w:sz w:val="18"/>
-              </w:rPr>
-              <w:t xml:space="preserve">Fornecedores, ordens de compra e conferÃªncia na doca de recebimento.</w:t>
-            </w:r>
-          </w:p>
-        </w:tc>
-        <w:tc>
-          <w:tcPr>
-            <w:tcW w:type="dxa" w:w="1400"/>
-            <w:shd w:fill="F0F4F8"/>
-          </w:tcPr>
-          <w:p>
-            <w:pPr>
-              <w:spacing w:before="40" w:after="40"/>
-              <w:line w:line="240" w:lineRule="auto"/>
-            </w:pPr>
-            <w:r>
-              <w:rPr>
-                <w:rFonts w:ascii="Calibri" w:hAnsi="Calibri" w:eastAsia="Calibri"/>
-                <w:b w:val="0"/>
-                <w:color w:val="333333"/>
-                <w:sz w:val="18"/>
-              </w:rPr>
-              <w:t xml:space="preserve">Aprovado 100%</w:t>
-            </w:r>
-          </w:p>
-        </w:tc>
-      </w:tr>
-      <w:tr>
-        <w:tc>
-          <w:tcPr>
-            <w:tcW w:type="dxa" w:w="3200"/>
-          </w:tcPr>
-          <w:p>
-            <w:pPr>
-              <w:spacing w:before="40" w:after="40"/>
-              <w:line w:line="240" w:lineRule="auto"/>
-            </w:pPr>
-            <w:r>
-              <w:rPr>
-                <w:rFonts w:ascii="Calibri" w:hAnsi="Calibri" w:eastAsia="Calibri"/>
-                <w:b w:val="0"/>
-                <w:color w:val="333333"/>
-                <w:sz w:val="18"/>
-              </w:rPr>
-              <w:t xml:space="preserve">realtime.test.js</w:t>
-            </w:r>
-          </w:p>
-        </w:tc>
-        <w:tc>
-          <w:tcPr>
-            <w:tcW w:type="dxa" w:w="900"/>
-          </w:tcPr>
-          <w:p>
-            <w:pPr>
-              <w:spacing w:before="40" w:after="40"/>
-              <w:line w:line="240" w:lineRule="auto"/>
-            </w:pPr>
-            <w:r>
-              <w:rPr>
-                <w:rFonts w:ascii="Calibri" w:hAnsi="Calibri" w:eastAsia="Calibri"/>
-                <w:b w:val="0"/>
-                <w:color w:val="333333"/>
-                <w:sz w:val="18"/>
-              </w:rPr>
-              <w:t xml:space="preserve">5</w:t>
-            </w:r>
-          </w:p>
-        </w:tc>
-        <w:tc>
-          <w:tcPr>
-            <w:tcW w:type="dxa" w:w="4472"/>
-          </w:tcPr>
-          <w:p>
-            <w:pPr>
-              <w:spacing w:before="40" w:after="40"/>
-              <w:line w:line="240" w:lineRule="auto"/>
-            </w:pPr>
-            <w:r>
-              <w:rPr>
-                <w:rFonts w:ascii="Calibri" w:hAnsi="Calibri" w:eastAsia="Calibri"/>
-                <w:b w:val="0"/>
-                <w:color w:val="333333"/>
-                <w:sz w:val="18"/>
-              </w:rPr>
-              <w:t xml:space="preserve">Tickets de autenticaÃ§Ã£o SSE, streaming de eventos e reatividade zero F5.</w:t>
-            </w:r>
-          </w:p>
-        </w:tc>
-        <w:tc>
-          <w:tcPr>
-            <w:tcW w:type="dxa" w:w="1400"/>
-          </w:tcPr>
-          <w:p>
-            <w:pPr>
-              <w:spacing w:before="40" w:after="40"/>
-              <w:line w:line="240" w:lineRule="auto"/>
-            </w:pPr>
-            <w:r>
-              <w:rPr>
-                <w:rFonts w:ascii="Calibri" w:hAnsi="Calibri" w:eastAsia="Calibri"/>
-                <w:b w:val="0"/>
-                <w:color w:val="333333"/>
-                <w:sz w:val="18"/>
-              </w:rPr>
-              <w:t xml:space="preserve">Aprovado 100%</w:t>
-            </w:r>
-          </w:p>
-        </w:tc>
-      </w:tr>
-      <w:tr>
-        <w:tc>
-          <w:tcPr>
-            <w:tcW w:type="dxa" w:w="3200"/>
-            <w:shd w:fill="F0F4F8"/>
-          </w:tcPr>
-          <w:p>
-            <w:pPr>
-              <w:spacing w:before="40" w:after="40"/>
-              <w:line w:line="240" w:lineRule="auto"/>
-            </w:pPr>
-            <w:r>
-              <w:rPr>
-                <w:rFonts w:ascii="Calibri" w:hAnsi="Calibri" w:eastAsia="Calibri"/>
-                <w:b w:val="0"/>
-                <w:color w:val="333333"/>
-                <w:sz w:val="18"/>
-              </w:rPr>
-              <w:t xml:space="preserve">identity.test.js</w:t>
-            </w:r>
-          </w:p>
-        </w:tc>
-        <w:tc>
-          <w:tcPr>
-            <w:tcW w:type="dxa" w:w="900"/>
-            <w:shd w:fill="F0F4F8"/>
-          </w:tcPr>
-          <w:p>
-            <w:pPr>
-              <w:spacing w:before="40" w:after="40"/>
-              <w:line w:line="240" w:lineRule="auto"/>
-            </w:pPr>
-            <w:r>
-              <w:rPr>
-                <w:rFonts w:ascii="Calibri" w:hAnsi="Calibri" w:eastAsia="Calibri"/>
-                <w:b w:val="0"/>
-                <w:color w:val="333333"/>
-                <w:sz w:val="18"/>
-              </w:rPr>
-              <w:t xml:space="preserve">3</w:t>
-            </w:r>
-          </w:p>
-        </w:tc>
-        <w:tc>
-          <w:tcPr>
-            <w:tcW w:type="dxa" w:w="4472"/>
-            <w:shd w:fill="F0F4F8"/>
-          </w:tcPr>
-          <w:p>
-            <w:pPr>
-              <w:spacing w:before="40" w:after="40"/>
-              <w:line w:line="240" w:lineRule="auto"/>
-            </w:pPr>
-            <w:r>
-              <w:rPr>
-                <w:rFonts w:ascii="Calibri" w:hAnsi="Calibri" w:eastAsia="Calibri"/>
-                <w:b w:val="0"/>
-                <w:color w:val="333333"/>
-                <w:sz w:val="18"/>
-              </w:rPr>
-              <w:t xml:space="preserve">Upload de capas, logotipo e aplicaÃ§Ã£o dinÃ¢mica de variÃ¡veis CSS.</w:t>
-            </w:r>
-          </w:p>
-        </w:tc>
-        <w:tc>
-          <w:tcPr>
-            <w:tcW w:type="dxa" w:w="1400"/>
-            <w:shd w:fill="F0F4F8"/>
-          </w:tcPr>
-          <w:p>
-            <w:pPr>
-              <w:spacing w:before="40" w:after="40"/>
-              <w:line w:line="240" w:lineRule="auto"/>
-            </w:pPr>
-            <w:r>
-              <w:rPr>
-                <w:rFonts w:ascii="Calibri" w:hAnsi="Calibri" w:eastAsia="Calibri"/>
-                <w:b w:val="0"/>
-                <w:color w:val="333333"/>
-                <w:sz w:val="18"/>
-              </w:rPr>
-              <w:t xml:space="preserve">Aprovado 100%</w:t>
-            </w:r>
-          </w:p>
-        </w:tc>
-      </w:tr>
-      <w:tr>
-        <w:tc>
-          <w:tcPr>
-            <w:tcW w:type="dxa" w:w="3200"/>
-          </w:tcPr>
-          <w:p>
-            <w:pPr>
-              <w:spacing w:before="40" w:after="40"/>
-              <w:line w:line="240" w:lineRule="auto"/>
-            </w:pPr>
-            <w:r>
-              <w:rPr>
-                <w:rFonts w:ascii="Calibri" w:hAnsi="Calibri" w:eastAsia="Calibri"/>
-                <w:b w:val="0"/>
-                <w:color w:val="333333"/>
-                <w:sz w:val="18"/>
-              </w:rPr>
-              <w:t xml:space="preserve">backup_restore.test.js</w:t>
-            </w:r>
-          </w:p>
-        </w:tc>
-        <w:tc>
-          <w:tcPr>
-            <w:tcW w:type="dxa" w:w="900"/>
-          </w:tcPr>
-          <w:p>
-            <w:pPr>
-              <w:spacing w:before="40" w:after="40"/>
-              <w:line w:line="240" w:lineRule="auto"/>
-            </w:pPr>
-            <w:r>
-              <w:rPr>
-                <w:rFonts w:ascii="Calibri" w:hAnsi="Calibri" w:eastAsia="Calibri"/>
-                <w:b w:val="0"/>
-                <w:color w:val="333333"/>
-                <w:sz w:val="18"/>
-              </w:rPr>
-              <w:t xml:space="preserve">5</w:t>
-            </w:r>
-          </w:p>
-        </w:tc>
-        <w:tc>
-          <w:tcPr>
-            <w:tcW w:type="dxa" w:w="4472"/>
-          </w:tcPr>
-          <w:p>
-            <w:pPr>
-              <w:spacing w:before="40" w:after="40"/>
-              <w:line w:line="240" w:lineRule="auto"/>
-            </w:pPr>
-            <w:r>
-              <w:rPr>
-                <w:rFonts w:ascii="Calibri" w:hAnsi="Calibri" w:eastAsia="Calibri"/>
-                <w:b w:val="0"/>
-                <w:color w:val="333333"/>
-                <w:sz w:val="18"/>
-              </w:rPr>
-              <w:t xml:space="preserve">PRAGMA wal_checkpoint, snapshot consistente e manifesto SHA-256.</w:t>
-            </w:r>
-          </w:p>
-        </w:tc>
-        <w:tc>
-          <w:tcPr>
-            <w:tcW w:type="dxa" w:w="1400"/>
-          </w:tcPr>
-          <w:p>
-            <w:pPr>
-              <w:spacing w:before="40" w:after="40"/>
-              <w:line w:line="240" w:lineRule="auto"/>
-            </w:pPr>
-            <w:r>
-              <w:rPr>
-                <w:rFonts w:ascii="Calibri" w:hAnsi="Calibri" w:eastAsia="Calibri"/>
-                <w:b w:val="0"/>
-                <w:color w:val="333333"/>
-                <w:sz w:val="18"/>
-              </w:rPr>
-              <w:t xml:space="preserve">Aprovado 100%</w:t>
+              <w:t xml:space="preserve">APROVADO</w:t>
             </w:r>
           </w:p>
         </w:tc>
@@ -1874,154 +2350,121 @@
     </w:tbl>
     <w:p>
       <w:pPr>
-        <w:spacing w:before="240" w:after="160"/>
+        <w:spacing w:after="120"/>
+      </w:pPr>
+    </w:p>
+    <w:p>
+      <w:pPr>
+        <w:pStyle w:val="Heading2"/>
+        <w:spacing w:before="220" w:after="100"/>
       </w:pPr>
       <w:r>
         <w:rPr>
-          <w:rFonts w:ascii="Calibri" w:hAnsi="Calibri" w:eastAsia="Calibri"/>
           <w:b/>
-          <w:color w:val="061A4F"/>
-          <w:sz w:val="36"/>
+          <w:color w:val="FD5E02"/>
+          <w:sz w:val="26"/>
         </w:rPr>
-        <w:t>4. ValidaÃ§Ã£o dos Fluxos Funcionais de Ponta a Ponta (E2E)</w:t>
-      </w:r>
-    </w:p>
-    <w:p>
-      <w:pPr>
-        <w:spacing w:after="120" w:line="276" w:lineRule="auto"/>
-      </w:pPr>
-      <w:r>
-        <w:rPr>
-          <w:rFonts w:ascii="Calibri" w:hAnsi="Calibri" w:eastAsia="Calibri"/>
-          <w:b w:val="0"/>
-          <w:color w:val="333333"/>
-          <w:sz w:val="22"/>
-        </w:rPr>
-        <w:t xml:space="preserve">Foram validados com sucesso absoluto os quatro fluxos nucleares da empresa:</w:t>
+        <w:t xml:space="preserve">3. VALIDAÇÃO DE CONFORMIDADE DOS APKS ANDROID</w:t>
       </w:r>
     </w:p>
     <w:p>
       <w:pPr>
         <w:pStyle w:val="ListBullet"/>
-        <w:spacing w:after="80" w:line="260" w:lineRule="auto"/>
+        <w:spacing w:after="60" w:line="240" w:lineRule="auto"/>
       </w:pPr>
       <w:r>
         <w:rPr>
-          <w:rFonts w:ascii="Calibri" w:hAnsi="Calibri" w:eastAsia="Calibri"/>
           <w:b/>
           <w:color w:val="061A4F"/>
           <w:sz w:val="22"/>
         </w:rPr>
-        <w:t xml:space="preserve">â€¢ Fluxo A - Venda Omnichannel e SeparaÃ§Ã£o: </w:t>
+        <w:t xml:space="preserve">XiquimVargas-Vendedor-1.8.3.apk (28 MB):</w:t>
       </w:r>
       <w:r>
         <w:rPr>
-          <w:rFonts w:ascii="Calibri" w:hAnsi="Calibri" w:eastAsia="Calibri"/>
-          <w:b w:val="0"/>
           <w:color w:val="333333"/>
           <w:sz w:val="22"/>
         </w:rPr>
-        <w:t xml:space="preserve">Pedidos originados tanto pela Loja Online quanto pelo App do Vendedor reservaram estoque instantaneamente e foram consolidados na fila de separaÃ§Ã£o da Torre de Controle sem qualquer colisÃ£o.</w:t>
+        <w:t xml:space="preserve"> Subtítulos no tom institucional Laranja (</w:t>
+      </w:r>
+      <w:r>
+        <w:rPr>
+          <w:rFonts w:ascii="Consolas" w:hAnsi="Consolas"/>
+          <w:color w:val="C7254E"/>
+          <w:shd w:val="clear" w:color="auto" w:fill="F9F2F4"/>
+          <w:sz w:val="20"/>
+        </w:rPr>
+        <w:t xml:space="preserve">#FD5E02</w:t>
+      </w:r>
+      <w:r>
+        <w:rPr>
+          <w:color w:val="333333"/>
+          <w:sz w:val="22"/>
+        </w:rPr>
+        <w:t xml:space="preserve">), catálogo completo, navegação rápida, gravação de pedidos em outbox IndexedDB.</w:t>
       </w:r>
     </w:p>
     <w:p>
       <w:pPr>
         <w:pStyle w:val="ListBullet"/>
-        <w:spacing w:after="80" w:line="260" w:lineRule="auto"/>
+        <w:spacing w:after="60" w:line="240" w:lineRule="auto"/>
       </w:pPr>
       <w:r>
         <w:rPr>
-          <w:rFonts w:ascii="Calibri" w:hAnsi="Calibri" w:eastAsia="Calibri"/>
           <w:b/>
           <w:color w:val="061A4F"/>
           <w:sz w:val="22"/>
         </w:rPr>
-        <w:t xml:space="preserve">â€¢ Fluxo B - Despacho, Contato e Entrega ConcluÃ­da: </w:t>
+        <w:t xml:space="preserve">XiquimVargas-Motorista-1.8.3.apk (28 MB):</w:t>
       </w:r>
       <w:r>
         <w:rPr>
-          <w:rFonts w:ascii="Calibri" w:hAnsi="Calibri" w:eastAsia="Calibri"/>
-          <w:b w:val="0"/>
           <w:color w:val="333333"/>
           <w:sz w:val="22"/>
         </w:rPr>
-        <w:t xml:space="preserve">Pedidos despachados em rota geraram paradas ordenadas no app do motorista. O acionamento do botÃ£o WhatsApp disparou a mensagem correta ao cliente e a conclusÃ£o registrou foto e assinatura com baixa final de estoque.</w:t>
+        <w:t xml:space="preserve"> Acesso a rotas viárias, abertura de chamadas/WhatsApp no aplicativo nativo correspondente, câmera para foto de comprovante e registro de insucesso.</w:t>
       </w:r>
     </w:p>
     <w:p>
       <w:pPr>
         <w:pStyle w:val="ListBullet"/>
-        <w:spacing w:after="80" w:line="260" w:lineRule="auto"/>
+        <w:spacing w:after="60" w:line="240" w:lineRule="auto"/>
       </w:pPr>
       <w:r>
         <w:rPr>
-          <w:rFonts w:ascii="Calibri" w:hAnsi="Calibri" w:eastAsia="Calibri"/>
           <w:b/>
           <w:color w:val="061A4F"/>
           <w:sz w:val="22"/>
         </w:rPr>
-        <w:t xml:space="preserve">â€¢ Fluxo C - Insucesso de Entrega e Rollback Operacional: </w:t>
+        <w:t xml:space="preserve">XiquimVargas-PDV-1.8.3.apk / Caixa (28 MB):</w:t>
       </w:r>
       <w:r>
         <w:rPr>
-          <w:rFonts w:ascii="Calibri" w:hAnsi="Calibri" w:eastAsia="Calibri"/>
-          <w:b w:val="0"/>
           <w:color w:val="333333"/>
           <w:sz w:val="22"/>
         </w:rPr>
-        <w:t xml:space="preserve">A simulaÃ§Ã£o de insucesso de parada com o motivo 'Cliente nÃ£o se encontra' reverteu o pedido automaticamente para 'SEPARACAO', liberou o item da rota, restaurou os indicadores de carga e exibiu o registro no painel 'Pedidos que Retornaram' da Torre no mesmo instante.</w:t>
+        <w:t xml:space="preserve"> Bipagem contínua via leitor, integração com gerenciador de impressão nativo do Android, cálculo de troco.</w:t>
       </w:r>
     </w:p>
     <w:p>
       <w:pPr>
         <w:pStyle w:val="ListBullet"/>
-        <w:spacing w:after="80" w:line="260" w:lineRule="auto"/>
+        <w:spacing w:after="60" w:line="240" w:lineRule="auto"/>
       </w:pPr>
       <w:r>
         <w:rPr>
-          <w:rFonts w:ascii="Calibri" w:hAnsi="Calibri" w:eastAsia="Calibri"/>
           <w:b/>
           <w:color w:val="061A4F"/>
           <w:sz w:val="22"/>
         </w:rPr>
-        <w:t xml:space="preserve">â€¢ Fluxo D - Compras Inbound e Reatividade em Tempo Real: </w:t>
+        <w:t xml:space="preserve">XiquimVargas-TorreControle-1.8.3.apk (28 MB):</w:t>
       </w:r>
       <w:r>
         <w:rPr>
-          <w:rFonts w:ascii="Calibri" w:hAnsi="Calibri" w:eastAsia="Calibri"/>
-          <w:b w:val="0"/>
           <w:color w:val="333333"/>
           <w:sz w:val="22"/>
         </w:rPr>
-        <w:t xml:space="preserve">O recebimento de mercadorias de fornecedores na doca de conferÃªncia alimentou o saldo de estoque e refletiu no catÃ¡logo da Loja Online e no App do Vendedor sem necessidade de recarregar a pÃ¡gina.</w:t>
-      </w:r>
-    </w:p>
-    <w:p>
-      <w:pPr>
-        <w:spacing w:before="240" w:after="160"/>
-      </w:pPr>
-      <w:r>
-        <w:rPr>
-          <w:rFonts w:ascii="Calibri" w:hAnsi="Calibri" w:eastAsia="Calibri"/>
-          <w:b/>
-          <w:color w:val="061A4F"/>
-          <w:sz w:val="36"/>
-        </w:rPr>
-        <w:t>5. ConclusÃ£o e Parecer de HomologaÃ§Ã£o TÃ©cnica</w:t>
-      </w:r>
-    </w:p>
-    <w:p>
-      <w:pPr>
-        <w:spacing w:after="120" w:line="276" w:lineRule="auto"/>
-      </w:pPr>
-      <w:r>
-        <w:rPr>
-          <w:rFonts w:ascii="Calibri" w:hAnsi="Calibri" w:eastAsia="Calibri"/>
-          <w:b w:val="0"/>
-          <w:color w:val="333333"/>
-          <w:sz w:val="22"/>
-        </w:rPr>
-        <w:t xml:space="preserve">Diante da aprovaÃ§Ã£o unÃ¢nime de todas as 17 suÃ­tes de testes automatizados (73 testes aprovados sem falhas) e da perfeita execuÃ§Ã£o dos fluxos ponta a ponta, a Release 2.2.1 do ERP AutonomIA Ã© formalmente HOMOLOGADA e recomendada para entrada imediata em operaÃ§Ã£o assistida e go-live no Xiquim Vargas.</w:t>
+        <w:t xml:space="preserve"> Acesso total aos gráficos em tempo real, painel de retornos logísticos e ferramentas executivas.</w:t>
       </w:r>
     </w:p>
     <w:sectPr>
